--- a/templates/plananual/INGLÉS 1° A 5°/INGLÉS 2° - PROGRAMACIÓN  ANUAL.docx
+++ b/templates/plananual/INGLÉS 1° A 5°/INGLÉS 2° - PROGRAMACIÓN  ANUAL.docx
@@ -12088,6 +12088,7 @@
                 <w:szCs w:val="20"/>
               </w:rPr>
             </w:pPr>
+            <w:bookmarkStart w:id="1" w:name="_Hlk227075175"/>
             <w:r>
               <w:rPr>
                 <w:rFonts w:ascii="Arial Nova Cond" w:hAnsi="Arial Nova Cond" w:cs="Times New Roman"/>
@@ -12364,7 +12365,6 @@
           <w:tcPr>
             <w:tcW w:w="875" w:type="dxa"/>
             <w:vMerge w:val="restart"/>
-            <w:shd w:val="clear" w:color="auto" w:fill="auto"/>
             <w:vAlign w:val="center"/>
           </w:tcPr>
           <w:p>
@@ -12475,7 +12475,6 @@
         <w:tc>
           <w:tcPr>
             <w:tcW w:w="6169" w:type="dxa"/>
-            <w:shd w:val="clear" w:color="auto" w:fill="auto"/>
             <w:vAlign w:val="center"/>
           </w:tcPr>
           <w:p>
@@ -12510,7 +12509,6 @@
         <w:tc>
           <w:tcPr>
             <w:tcW w:w="2015" w:type="dxa"/>
-            <w:shd w:val="clear" w:color="auto" w:fill="auto"/>
             <w:vAlign w:val="center"/>
           </w:tcPr>
           <w:p>
@@ -12549,7 +12547,7 @@
               <w:autoSpaceDE w:val="0"/>
               <w:autoSpaceDN w:val="0"/>
               <w:adjustRightInd w:val="0"/>
-              <w:jc w:val="center"/>
+              <w:jc w:val="both"/>
               <w:rPr>
                 <w:rFonts w:ascii="Arial Nova Cond" w:hAnsi="Arial Nova Cond" w:cs="Arial"/>
                 <w:color w:val="000000"/>
@@ -12573,7 +12571,6 @@
         <w:tc>
           <w:tcPr>
             <w:tcW w:w="1337" w:type="dxa"/>
-            <w:shd w:val="clear" w:color="auto" w:fill="auto"/>
             <w:vAlign w:val="center"/>
           </w:tcPr>
           <w:p>
@@ -12612,7 +12609,6 @@
           <w:tcPr>
             <w:tcW w:w="875" w:type="dxa"/>
             <w:vMerge/>
-            <w:shd w:val="clear" w:color="auto" w:fill="auto"/>
             <w:vAlign w:val="center"/>
           </w:tcPr>
           <w:p>
@@ -12704,7 +12700,6 @@
         <w:tc>
           <w:tcPr>
             <w:tcW w:w="6169" w:type="dxa"/>
-            <w:shd w:val="clear" w:color="auto" w:fill="auto"/>
             <w:vAlign w:val="center"/>
           </w:tcPr>
           <w:p>
@@ -12739,7 +12734,6 @@
         <w:tc>
           <w:tcPr>
             <w:tcW w:w="2015" w:type="dxa"/>
-            <w:shd w:val="clear" w:color="auto" w:fill="auto"/>
             <w:vAlign w:val="center"/>
           </w:tcPr>
           <w:p>
@@ -12778,7 +12772,7 @@
               <w:autoSpaceDE w:val="0"/>
               <w:autoSpaceDN w:val="0"/>
               <w:adjustRightInd w:val="0"/>
-              <w:jc w:val="center"/>
+              <w:jc w:val="both"/>
               <w:rPr>
                 <w:rFonts w:ascii="Arial Nova Cond" w:hAnsi="Arial Nova Cond" w:cs="Arial"/>
                 <w:color w:val="000000"/>
@@ -12802,7 +12796,6 @@
         <w:tc>
           <w:tcPr>
             <w:tcW w:w="1337" w:type="dxa"/>
-            <w:shd w:val="clear" w:color="auto" w:fill="auto"/>
             <w:vAlign w:val="center"/>
           </w:tcPr>
           <w:p>
@@ -12841,7 +12834,6 @@
           <w:tcPr>
             <w:tcW w:w="875" w:type="dxa"/>
             <w:vMerge/>
-            <w:shd w:val="clear" w:color="auto" w:fill="auto"/>
             <w:vAlign w:val="center"/>
           </w:tcPr>
           <w:p>
@@ -12933,7 +12925,6 @@
         <w:tc>
           <w:tcPr>
             <w:tcW w:w="6169" w:type="dxa"/>
-            <w:shd w:val="clear" w:color="auto" w:fill="auto"/>
             <w:vAlign w:val="center"/>
           </w:tcPr>
           <w:p>
@@ -12968,7 +12959,6 @@
         <w:tc>
           <w:tcPr>
             <w:tcW w:w="2015" w:type="dxa"/>
-            <w:shd w:val="clear" w:color="auto" w:fill="auto"/>
             <w:vAlign w:val="center"/>
           </w:tcPr>
           <w:p>
@@ -13007,7 +12997,7 @@
               <w:autoSpaceDE w:val="0"/>
               <w:autoSpaceDN w:val="0"/>
               <w:adjustRightInd w:val="0"/>
-              <w:jc w:val="center"/>
+              <w:jc w:val="both"/>
               <w:rPr>
                 <w:rFonts w:ascii="Arial Nova Cond" w:hAnsi="Arial Nova Cond" w:cs="Arial"/>
                 <w:color w:val="000000"/>
@@ -13031,7 +13021,6 @@
         <w:tc>
           <w:tcPr>
             <w:tcW w:w="1337" w:type="dxa"/>
-            <w:shd w:val="clear" w:color="auto" w:fill="auto"/>
             <w:vAlign w:val="center"/>
           </w:tcPr>
           <w:p>
@@ -13070,7 +13059,6 @@
           <w:tcPr>
             <w:tcW w:w="875" w:type="dxa"/>
             <w:vMerge w:val="restart"/>
-            <w:shd w:val="clear" w:color="auto" w:fill="auto"/>
             <w:vAlign w:val="center"/>
           </w:tcPr>
           <w:p>
@@ -13173,7 +13161,6 @@
         <w:tc>
           <w:tcPr>
             <w:tcW w:w="6169" w:type="dxa"/>
-            <w:shd w:val="clear" w:color="auto" w:fill="auto"/>
             <w:vAlign w:val="center"/>
           </w:tcPr>
           <w:p>
@@ -13209,7 +13196,6 @@
         <w:tc>
           <w:tcPr>
             <w:tcW w:w="2015" w:type="dxa"/>
-            <w:shd w:val="clear" w:color="auto" w:fill="auto"/>
             <w:vAlign w:val="center"/>
           </w:tcPr>
           <w:p>
@@ -13248,7 +13234,7 @@
               <w:autoSpaceDE w:val="0"/>
               <w:autoSpaceDN w:val="0"/>
               <w:adjustRightInd w:val="0"/>
-              <w:jc w:val="center"/>
+              <w:jc w:val="both"/>
               <w:rPr>
                 <w:rFonts w:ascii="Arial Nova Cond" w:hAnsi="Arial Nova Cond" w:cs="Arial"/>
                 <w:color w:val="000000"/>
@@ -13272,7 +13258,6 @@
         <w:tc>
           <w:tcPr>
             <w:tcW w:w="1337" w:type="dxa"/>
-            <w:shd w:val="clear" w:color="auto" w:fill="auto"/>
             <w:vAlign w:val="center"/>
           </w:tcPr>
           <w:p>
@@ -13311,7 +13296,6 @@
           <w:tcPr>
             <w:tcW w:w="875" w:type="dxa"/>
             <w:vMerge/>
-            <w:shd w:val="clear" w:color="auto" w:fill="auto"/>
             <w:vAlign w:val="center"/>
           </w:tcPr>
           <w:p>
@@ -13403,7 +13387,6 @@
         <w:tc>
           <w:tcPr>
             <w:tcW w:w="6169" w:type="dxa"/>
-            <w:shd w:val="clear" w:color="auto" w:fill="auto"/>
             <w:vAlign w:val="center"/>
           </w:tcPr>
           <w:p>
@@ -13439,7 +13422,6 @@
         <w:tc>
           <w:tcPr>
             <w:tcW w:w="2015" w:type="dxa"/>
-            <w:shd w:val="clear" w:color="auto" w:fill="auto"/>
             <w:vAlign w:val="center"/>
           </w:tcPr>
           <w:p>
@@ -13478,7 +13460,7 @@
               <w:autoSpaceDE w:val="0"/>
               <w:autoSpaceDN w:val="0"/>
               <w:adjustRightInd w:val="0"/>
-              <w:jc w:val="center"/>
+              <w:jc w:val="both"/>
               <w:rPr>
                 <w:rFonts w:ascii="Arial Nova Cond" w:hAnsi="Arial Nova Cond" w:cs="Arial"/>
                 <w:color w:val="000000"/>
@@ -13502,7 +13484,6 @@
         <w:tc>
           <w:tcPr>
             <w:tcW w:w="1337" w:type="dxa"/>
-            <w:shd w:val="clear" w:color="auto" w:fill="auto"/>
             <w:vAlign w:val="center"/>
           </w:tcPr>
           <w:p>
@@ -13541,7 +13522,6 @@
           <w:tcPr>
             <w:tcW w:w="875" w:type="dxa"/>
             <w:vMerge w:val="restart"/>
-            <w:shd w:val="clear" w:color="auto" w:fill="auto"/>
             <w:vAlign w:val="center"/>
           </w:tcPr>
           <w:p>
@@ -13645,7 +13625,6 @@
         <w:tc>
           <w:tcPr>
             <w:tcW w:w="6169" w:type="dxa"/>
-            <w:shd w:val="clear" w:color="auto" w:fill="auto"/>
             <w:vAlign w:val="center"/>
           </w:tcPr>
           <w:p>
@@ -13681,7 +13660,6 @@
         <w:tc>
           <w:tcPr>
             <w:tcW w:w="2015" w:type="dxa"/>
-            <w:shd w:val="clear" w:color="auto" w:fill="auto"/>
             <w:vAlign w:val="center"/>
           </w:tcPr>
           <w:p>
@@ -13720,7 +13698,7 @@
               <w:autoSpaceDE w:val="0"/>
               <w:autoSpaceDN w:val="0"/>
               <w:adjustRightInd w:val="0"/>
-              <w:jc w:val="center"/>
+              <w:jc w:val="both"/>
               <w:rPr>
                 <w:rFonts w:ascii="Arial Nova Cond" w:hAnsi="Arial Nova Cond" w:cs="Arial"/>
                 <w:color w:val="000000"/>
@@ -13744,7 +13722,6 @@
         <w:tc>
           <w:tcPr>
             <w:tcW w:w="1337" w:type="dxa"/>
-            <w:shd w:val="clear" w:color="auto" w:fill="auto"/>
             <w:vAlign w:val="center"/>
           </w:tcPr>
           <w:p>
@@ -13783,7 +13760,6 @@
           <w:tcPr>
             <w:tcW w:w="875" w:type="dxa"/>
             <w:vMerge/>
-            <w:shd w:val="clear" w:color="auto" w:fill="auto"/>
             <w:vAlign w:val="center"/>
           </w:tcPr>
           <w:p>
@@ -13875,7 +13851,6 @@
         <w:tc>
           <w:tcPr>
             <w:tcW w:w="6169" w:type="dxa"/>
-            <w:shd w:val="clear" w:color="auto" w:fill="auto"/>
             <w:vAlign w:val="center"/>
           </w:tcPr>
           <w:p>
@@ -13910,7 +13885,6 @@
         <w:tc>
           <w:tcPr>
             <w:tcW w:w="2015" w:type="dxa"/>
-            <w:shd w:val="clear" w:color="auto" w:fill="auto"/>
             <w:vAlign w:val="center"/>
           </w:tcPr>
           <w:p>
@@ -13949,7 +13923,7 @@
               <w:autoSpaceDE w:val="0"/>
               <w:autoSpaceDN w:val="0"/>
               <w:adjustRightInd w:val="0"/>
-              <w:jc w:val="center"/>
+              <w:jc w:val="both"/>
               <w:rPr>
                 <w:rFonts w:ascii="Arial Nova Cond" w:hAnsi="Arial Nova Cond" w:cs="Arial"/>
                 <w:color w:val="000000"/>
@@ -13973,7 +13947,6 @@
         <w:tc>
           <w:tcPr>
             <w:tcW w:w="1337" w:type="dxa"/>
-            <w:shd w:val="clear" w:color="auto" w:fill="auto"/>
             <w:vAlign w:val="center"/>
           </w:tcPr>
           <w:p>
@@ -14012,7 +13985,6 @@
           <w:tcPr>
             <w:tcW w:w="875" w:type="dxa"/>
             <w:vMerge w:val="restart"/>
-            <w:shd w:val="clear" w:color="auto" w:fill="auto"/>
             <w:vAlign w:val="center"/>
           </w:tcPr>
           <w:p>
@@ -14123,7 +14095,6 @@
         <w:tc>
           <w:tcPr>
             <w:tcW w:w="6169" w:type="dxa"/>
-            <w:shd w:val="clear" w:color="auto" w:fill="auto"/>
             <w:vAlign w:val="center"/>
           </w:tcPr>
           <w:p>
@@ -14158,7 +14129,6 @@
         <w:tc>
           <w:tcPr>
             <w:tcW w:w="2015" w:type="dxa"/>
-            <w:shd w:val="clear" w:color="auto" w:fill="auto"/>
             <w:vAlign w:val="center"/>
           </w:tcPr>
           <w:p>
@@ -14197,7 +14167,7 @@
               <w:autoSpaceDE w:val="0"/>
               <w:autoSpaceDN w:val="0"/>
               <w:adjustRightInd w:val="0"/>
-              <w:jc w:val="center"/>
+              <w:jc w:val="both"/>
               <w:rPr>
                 <w:rFonts w:ascii="Arial Nova Cond" w:hAnsi="Arial Nova Cond" w:cs="Arial"/>
                 <w:color w:val="000000"/>
@@ -14221,7 +14191,6 @@
         <w:tc>
           <w:tcPr>
             <w:tcW w:w="1337" w:type="dxa"/>
-            <w:shd w:val="clear" w:color="auto" w:fill="auto"/>
             <w:vAlign w:val="center"/>
           </w:tcPr>
           <w:p>
@@ -14260,7 +14229,6 @@
           <w:tcPr>
             <w:tcW w:w="875" w:type="dxa"/>
             <w:vMerge/>
-            <w:shd w:val="clear" w:color="auto" w:fill="auto"/>
             <w:vAlign w:val="center"/>
           </w:tcPr>
           <w:p>
@@ -14360,7 +14328,6 @@
         <w:tc>
           <w:tcPr>
             <w:tcW w:w="6169" w:type="dxa"/>
-            <w:shd w:val="clear" w:color="auto" w:fill="auto"/>
             <w:vAlign w:val="center"/>
           </w:tcPr>
           <w:p>
@@ -14396,7 +14363,6 @@
         <w:tc>
           <w:tcPr>
             <w:tcW w:w="2015" w:type="dxa"/>
-            <w:shd w:val="clear" w:color="auto" w:fill="auto"/>
             <w:vAlign w:val="center"/>
           </w:tcPr>
           <w:p>
@@ -14434,7 +14400,7 @@
               <w:autoSpaceDE w:val="0"/>
               <w:autoSpaceDN w:val="0"/>
               <w:adjustRightInd w:val="0"/>
-              <w:jc w:val="center"/>
+              <w:jc w:val="both"/>
               <w:rPr>
                 <w:rFonts w:ascii="Arial Nova Cond" w:hAnsi="Arial Nova Cond" w:cs="Arial"/>
                 <w:color w:val="000000"/>
@@ -14458,7 +14424,6 @@
         <w:tc>
           <w:tcPr>
             <w:tcW w:w="1337" w:type="dxa"/>
-            <w:shd w:val="clear" w:color="auto" w:fill="auto"/>
             <w:vAlign w:val="center"/>
           </w:tcPr>
           <w:p>
@@ -14488,6 +14453,7 @@
           </w:p>
         </w:tc>
       </w:tr>
+      <w:bookmarkEnd w:id="1"/>
     </w:tbl>
     <w:p>
       <w:pPr>

--- a/templates/plananual/INGLÉS 1° A 5°/INGLÉS 2° - PROGRAMACIÓN  ANUAL.docx
+++ b/templates/plananual/INGLÉS 1° A 5°/INGLÉS 2° - PROGRAMACIÓN  ANUAL.docx
@@ -1,6 +1,6 @@
 
 <file path=word/document.xml><?xml version="1.0" encoding="utf-8"?>
-<w:document xmlns:wpc="http://schemas.microsoft.com/office/word/2010/wordprocessingCanvas" xmlns:cx="http://schemas.microsoft.com/office/drawing/2014/chartex" xmlns:cx1="http://schemas.microsoft.com/office/drawing/2015/9/8/chartex" xmlns:cx2="http://schemas.microsoft.com/office/drawing/2015/10/21/chartex" xmlns:cx3="http://schemas.microsoft.com/office/drawing/2016/5/9/chartex" xmlns:cx4="http://schemas.microsoft.com/office/drawing/2016/5/10/chartex" xmlns:cx5="http://schemas.microsoft.com/office/drawing/2016/5/11/chartex" xmlns:cx6="http://schemas.microsoft.com/office/drawing/2016/5/12/chartex" xmlns:cx7="http://schemas.microsoft.com/office/drawing/2016/5/13/chartex" xmlns:cx8="http://schemas.microsoft.com/office/drawing/2016/5/14/chartex" xmlns:mc="http://schemas.openxmlformats.org/markup-compatibility/2006" xmlns:aink="http://schemas.microsoft.com/office/drawing/2016/ink" xmlns:am3d="http://schemas.microsoft.com/office/drawing/2017/model3d" xmlns:o="urn:schemas-microsoft-com:office:office" xmlns:oel="http://schemas.microsoft.com/office/2019/extlst" xmlns:r="http://schemas.openxmlformats.org/officeDocument/2006/relationships" xmlns:m="http://schemas.openxmlformats.org/officeDocument/2006/math" xmlns:v="urn:schemas-microsoft-com:vml" xmlns:wp14="http://schemas.microsoft.com/office/word/2010/wordprocessingDrawing" xmlns:wp="http://schemas.openxmlformats.org/drawingml/2006/wordprocessingDrawing" xmlns:w10="urn:schemas-microsoft-com:office:word" xmlns:w="http://schemas.openxmlformats.org/wordprocessingml/2006/main" xmlns:w14="http://schemas.microsoft.com/office/word/2010/wordml" xmlns:w15="http://schemas.microsoft.com/office/word/2012/wordml" xmlns:w16cex="http://schemas.microsoft.com/office/word/2018/wordml/cex" xmlns:w16cid="http://schemas.microsoft.com/office/word/2016/wordml/cid" xmlns:w16="http://schemas.microsoft.com/office/word/2018/wordml" xmlns:w16du="http://schemas.microsoft.com/office/word/2023/wordml/word16du" xmlns:w16sdtdh="http://schemas.microsoft.com/office/word/2020/wordml/sdtdatahash" xmlns:w16se="http://schemas.microsoft.com/office/word/2015/wordml/symex" xmlns:wpg="http://schemas.microsoft.com/office/word/2010/wordprocessingGroup" xmlns:wpi="http://schemas.microsoft.com/office/word/2010/wordprocessingInk" xmlns:wne="http://schemas.microsoft.com/office/word/2006/wordml" xmlns:wps="http://schemas.microsoft.com/office/word/2010/wordprocessingShape" mc:Ignorable="w14 w15 w16se w16cid w16 w16cex w16sdtdh w16du wp14">
+<w:document xmlns:wpc="http://schemas.microsoft.com/office/word/2010/wordprocessingCanvas" xmlns:cx="http://schemas.microsoft.com/office/drawing/2014/chartex" xmlns:cx1="http://schemas.microsoft.com/office/drawing/2015/9/8/chartex" xmlns:cx2="http://schemas.microsoft.com/office/drawing/2015/10/21/chartex" xmlns:cx3="http://schemas.microsoft.com/office/drawing/2016/5/9/chartex" xmlns:cx4="http://schemas.microsoft.com/office/drawing/2016/5/10/chartex" xmlns:cx5="http://schemas.microsoft.com/office/drawing/2016/5/11/chartex" xmlns:cx6="http://schemas.microsoft.com/office/drawing/2016/5/12/chartex" xmlns:cx7="http://schemas.microsoft.com/office/drawing/2016/5/13/chartex" xmlns:cx8="http://schemas.microsoft.com/office/drawing/2016/5/14/chartex" xmlns:mc="http://schemas.openxmlformats.org/markup-compatibility/2006" xmlns:aink="http://schemas.microsoft.com/office/drawing/2016/ink" xmlns:am3d="http://schemas.microsoft.com/office/drawing/2017/model3d" xmlns:o="urn:schemas-microsoft-com:office:office" xmlns:oel="http://schemas.microsoft.com/office/2019/extlst" xmlns:r="http://schemas.openxmlformats.org/officeDocument/2006/relationships" xmlns:m="http://schemas.openxmlformats.org/officeDocument/2006/math" xmlns:v="urn:schemas-microsoft-com:vml" xmlns:wp14="http://schemas.microsoft.com/office/word/2010/wordprocessingDrawing" xmlns:wp="http://schemas.openxmlformats.org/drawingml/2006/wordprocessingDrawing" xmlns:w10="urn:schemas-microsoft-com:office:word" xmlns:w="http://schemas.openxmlformats.org/wordprocessingml/2006/main" xmlns:w14="http://schemas.microsoft.com/office/word/2010/wordml" xmlns:w15="http://schemas.microsoft.com/office/word/2012/wordml" xmlns:w16cex="http://schemas.microsoft.com/office/word/2018/wordml/cex" xmlns:w16cid="http://schemas.microsoft.com/office/word/2016/wordml/cid" xmlns:w16="http://schemas.microsoft.com/office/word/2018/wordml" xmlns:w16du="http://schemas.microsoft.com/office/word/2023/wordml/word16du" xmlns:w16sdtdh="http://schemas.microsoft.com/office/word/2020/wordml/sdtdatahash" xmlns:w16sdtfl="http://schemas.microsoft.com/office/word/2024/wordml/sdtformatlock" xmlns:w16se="http://schemas.microsoft.com/office/word/2015/wordml/symex" xmlns:wpg="http://schemas.microsoft.com/office/word/2010/wordprocessingGroup" xmlns:wpi="http://schemas.microsoft.com/office/word/2010/wordprocessingInk" xmlns:wne="http://schemas.microsoft.com/office/word/2006/wordml" xmlns:wps="http://schemas.microsoft.com/office/word/2010/wordprocessingShape" mc:Ignorable="w14 w15 w16se w16cid w16 w16cex w16sdtdh w16sdtfl w16du wp14">
   <w:body>
     <w:p>
       <w:pPr>
@@ -259,7 +259,6 @@
                                 </w:rPr>
                                 <w:t>{{</w:t>
                               </w:r>
-                              <w:proofErr w:type="spellStart"/>
                               <w:r>
                                 <w:rPr>
                                   <w:rFonts w:ascii="Aptos ExtraBold" w:hAnsi="Aptos ExtraBold" w:cs="Times New Roman"/>
@@ -269,19 +268,7 @@
                                   <w:sz w:val="32"/>
                                   <w:szCs w:val="32"/>
                                 </w:rPr>
-                                <w:t>anio</w:t>
-                              </w:r>
-                              <w:proofErr w:type="spellEnd"/>
-                              <w:r>
-                                <w:rPr>
-                                  <w:rFonts w:ascii="Aptos ExtraBold" w:hAnsi="Aptos ExtraBold" w:cs="Times New Roman"/>
-                                  <w:b/>
-                                  <w:bCs/>
-                                  <w:color w:val="FFFFFF" w:themeColor="background1"/>
-                                  <w:sz w:val="32"/>
-                                  <w:szCs w:val="32"/>
-                                </w:rPr>
-                                <w:t>}}</w:t>
+                                <w:t>anio}}</w:t>
                               </w:r>
                             </w:p>
                           </w:txbxContent>
@@ -4719,29 +4706,16 @@
                 <w:szCs w:val="20"/>
               </w:rPr>
             </w:pPr>
-            <w:proofErr w:type="spellStart"/>
-            <w:r>
-              <w:rPr>
-                <w:rFonts w:ascii="Arial Nova Cond Light" w:hAnsi="Arial Nova Cond Light" w:cs="Times New Roman"/>
-                <w:b/>
-                <w:bCs/>
-                <w:color w:val="000000" w:themeColor="text1"/>
-                <w:sz w:val="20"/>
-                <w:szCs w:val="20"/>
-              </w:rPr>
-              <w:t>N°</w:t>
-            </w:r>
-            <w:proofErr w:type="spellEnd"/>
-            <w:r>
-              <w:rPr>
-                <w:rFonts w:ascii="Arial Nova Cond Light" w:hAnsi="Arial Nova Cond Light" w:cs="Times New Roman"/>
-                <w:b/>
-                <w:bCs/>
-                <w:color w:val="000000" w:themeColor="text1"/>
-                <w:sz w:val="20"/>
-                <w:szCs w:val="20"/>
-              </w:rPr>
-              <w:t xml:space="preserve"> DE SEMANAS LECTIVAS</w:t>
+            <w:r>
+              <w:rPr>
+                <w:rFonts w:ascii="Arial Nova Cond Light" w:hAnsi="Arial Nova Cond Light" w:cs="Times New Roman"/>
+                <w:b/>
+                <w:bCs/>
+                <w:color w:val="000000" w:themeColor="text1"/>
+                <w:sz w:val="20"/>
+                <w:szCs w:val="20"/>
+              </w:rPr>
+              <w:t>N° DE SEMANAS LECTIVAS</w:t>
             </w:r>
           </w:p>
         </w:tc>
@@ -4766,29 +4740,16 @@
                 <w:szCs w:val="20"/>
               </w:rPr>
             </w:pPr>
-            <w:proofErr w:type="spellStart"/>
-            <w:r>
-              <w:rPr>
-                <w:rFonts w:ascii="Arial Nova Cond Light" w:hAnsi="Arial Nova Cond Light" w:cs="Times New Roman"/>
-                <w:b/>
-                <w:bCs/>
-                <w:color w:val="000000" w:themeColor="text1"/>
-                <w:sz w:val="20"/>
-                <w:szCs w:val="20"/>
-              </w:rPr>
-              <w:t>N°</w:t>
-            </w:r>
-            <w:proofErr w:type="spellEnd"/>
-            <w:r>
-              <w:rPr>
-                <w:rFonts w:ascii="Arial Nova Cond Light" w:hAnsi="Arial Nova Cond Light" w:cs="Times New Roman"/>
-                <w:b/>
-                <w:bCs/>
-                <w:color w:val="000000" w:themeColor="text1"/>
-                <w:sz w:val="20"/>
-                <w:szCs w:val="20"/>
-              </w:rPr>
-              <w:t xml:space="preserve"> UNIDADES</w:t>
+            <w:r>
+              <w:rPr>
+                <w:rFonts w:ascii="Arial Nova Cond Light" w:hAnsi="Arial Nova Cond Light" w:cs="Times New Roman"/>
+                <w:b/>
+                <w:bCs/>
+                <w:color w:val="000000" w:themeColor="text1"/>
+                <w:sz w:val="20"/>
+                <w:szCs w:val="20"/>
+              </w:rPr>
+              <w:t>N° UNIDADES</w:t>
             </w:r>
           </w:p>
         </w:tc>
@@ -12055,13 +12016,13 @@
         <w:tblLook w:val="04A0" w:firstRow="1" w:lastRow="0" w:firstColumn="1" w:lastColumn="0" w:noHBand="0" w:noVBand="1"/>
       </w:tblPr>
       <w:tblGrid>
-        <w:gridCol w:w="875"/>
-        <w:gridCol w:w="1095"/>
-        <w:gridCol w:w="1726"/>
-        <w:gridCol w:w="6169"/>
-        <w:gridCol w:w="2015"/>
-        <w:gridCol w:w="1634"/>
-        <w:gridCol w:w="1337"/>
+        <w:gridCol w:w="818"/>
+        <w:gridCol w:w="1018"/>
+        <w:gridCol w:w="5379"/>
+        <w:gridCol w:w="1984"/>
+        <w:gridCol w:w="2693"/>
+        <w:gridCol w:w="1560"/>
+        <w:gridCol w:w="1399"/>
       </w:tblGrid>
       <w:tr>
         <w:trPr>
@@ -12070,7 +12031,7 @@
         </w:trPr>
         <w:tc>
           <w:tcPr>
-            <w:tcW w:w="875" w:type="dxa"/>
+            <w:tcW w:w="818" w:type="dxa"/>
             <w:shd w:val="clear" w:color="auto" w:fill="C1F0C7" w:themeFill="accent3" w:themeFillTint="33"/>
             <w:vAlign w:val="center"/>
           </w:tcPr>
@@ -12104,7 +12065,7 @@
         </w:tc>
         <w:tc>
           <w:tcPr>
-            <w:tcW w:w="1095" w:type="dxa"/>
+            <w:tcW w:w="1018" w:type="dxa"/>
             <w:shd w:val="clear" w:color="auto" w:fill="C1F0C7" w:themeFill="accent3" w:themeFillTint="33"/>
             <w:vAlign w:val="center"/>
           </w:tcPr>
@@ -12137,7 +12098,7 @@
         </w:tc>
         <w:tc>
           <w:tcPr>
-            <w:tcW w:w="1726" w:type="dxa"/>
+            <w:tcW w:w="5379" w:type="dxa"/>
             <w:shd w:val="clear" w:color="auto" w:fill="C1F0C7" w:themeFill="accent3" w:themeFillTint="33"/>
             <w:vAlign w:val="center"/>
           </w:tcPr>
@@ -12164,13 +12125,35 @@
                 <w:sz w:val="20"/>
                 <w:szCs w:val="20"/>
               </w:rPr>
-              <w:t>PROBLEMA / POTENCIALIDAD</w:t>
-            </w:r>
-          </w:p>
-        </w:tc>
-        <w:tc>
-          <w:tcPr>
-            <w:tcW w:w="6169" w:type="dxa"/>
+              <w:t>SITUACIÓN SIGNIF</w:t>
+            </w:r>
+            <w:r>
+              <w:rPr>
+                <w:rFonts w:ascii="Arial Nova Cond" w:hAnsi="Arial Nova Cond" w:cs="Times New Roman"/>
+                <w:b/>
+                <w:bCs/>
+                <w:color w:val="000000" w:themeColor="text1"/>
+                <w:sz w:val="20"/>
+                <w:szCs w:val="20"/>
+              </w:rPr>
+              <w:t>I</w:t>
+            </w:r>
+            <w:r>
+              <w:rPr>
+                <w:rFonts w:ascii="Arial Nova Cond" w:hAnsi="Arial Nova Cond" w:cs="Times New Roman"/>
+                <w:b/>
+                <w:bCs/>
+                <w:color w:val="000000" w:themeColor="text1"/>
+                <w:sz w:val="20"/>
+                <w:szCs w:val="20"/>
+              </w:rPr>
+              <w:t>CATIVA</w:t>
+            </w:r>
+          </w:p>
+        </w:tc>
+        <w:tc>
+          <w:tcPr>
+            <w:tcW w:w="1984" w:type="dxa"/>
             <w:shd w:val="clear" w:color="auto" w:fill="C1F0C7" w:themeFill="accent3" w:themeFillTint="33"/>
             <w:vAlign w:val="center"/>
           </w:tcPr>
@@ -12197,7 +12180,7 @@
                 <w:sz w:val="20"/>
                 <w:szCs w:val="20"/>
               </w:rPr>
-              <w:t>SITUACIÓN SIGNIF</w:t>
+              <w:t>TÍTULO DE LA UNIDAD DID</w:t>
             </w:r>
             <w:r>
               <w:rPr>
@@ -12208,7 +12191,7 @@
                 <w:sz w:val="20"/>
                 <w:szCs w:val="20"/>
               </w:rPr>
-              <w:t>I</w:t>
+              <w:t>Á</w:t>
             </w:r>
             <w:r>
               <w:rPr>
@@ -12219,13 +12202,24 @@
                 <w:sz w:val="20"/>
                 <w:szCs w:val="20"/>
               </w:rPr>
-              <w:t>CATIVA</w:t>
-            </w:r>
-          </w:p>
-        </w:tc>
-        <w:tc>
-          <w:tcPr>
-            <w:tcW w:w="2015" w:type="dxa"/>
+              <w:t>CTICA</w:t>
+            </w:r>
+            <w:r>
+              <w:rPr>
+                <w:rFonts w:ascii="Arial Nova Cond" w:hAnsi="Arial Nova Cond" w:cs="Times New Roman"/>
+                <w:b/>
+                <w:bCs/>
+                <w:color w:val="000000" w:themeColor="text1"/>
+                <w:sz w:val="20"/>
+                <w:szCs w:val="20"/>
+              </w:rPr>
+              <w:t>.</w:t>
+            </w:r>
+          </w:p>
+        </w:tc>
+        <w:tc>
+          <w:tcPr>
+            <w:tcW w:w="2693" w:type="dxa"/>
             <w:shd w:val="clear" w:color="auto" w:fill="C1F0C7" w:themeFill="accent3" w:themeFillTint="33"/>
             <w:vAlign w:val="center"/>
           </w:tcPr>
@@ -12252,9 +12246,21 @@
                 <w:sz w:val="20"/>
                 <w:szCs w:val="20"/>
               </w:rPr>
-              <w:t>TÍTULO DE LA UNIDAD DID</w:t>
-            </w:r>
-            <w:r>
+              <w:t>CAMPO TEMATICO</w:t>
+            </w:r>
+          </w:p>
+        </w:tc>
+        <w:tc>
+          <w:tcPr>
+            <w:tcW w:w="1560" w:type="dxa"/>
+            <w:shd w:val="clear" w:color="auto" w:fill="C1F0C7" w:themeFill="accent3" w:themeFillTint="33"/>
+            <w:vAlign w:val="center"/>
+          </w:tcPr>
+          <w:p>
+            <w:pPr>
+              <w:pStyle w:val="Prrafodelista"/>
+              <w:ind w:left="0"/>
+              <w:jc w:val="center"/>
               <w:rPr>
                 <w:rFonts w:ascii="Arial Nova Cond" w:hAnsi="Arial Nova Cond" w:cs="Times New Roman"/>
                 <w:b/>
@@ -12263,8 +12269,7 @@
                 <w:sz w:val="20"/>
                 <w:szCs w:val="20"/>
               </w:rPr>
-              <w:t>Á</w:t>
-            </w:r>
+            </w:pPr>
             <w:r>
               <w:rPr>
                 <w:rFonts w:ascii="Arial Nova Cond" w:hAnsi="Arial Nova Cond" w:cs="Times New Roman"/>
@@ -12274,57 +12279,13 @@
                 <w:sz w:val="20"/>
                 <w:szCs w:val="20"/>
               </w:rPr>
-              <w:t>CTICA</w:t>
-            </w:r>
-            <w:r>
-              <w:rPr>
-                <w:rFonts w:ascii="Arial Nova Cond" w:hAnsi="Arial Nova Cond" w:cs="Times New Roman"/>
-                <w:b/>
-                <w:bCs/>
-                <w:color w:val="000000" w:themeColor="text1"/>
-                <w:sz w:val="20"/>
-                <w:szCs w:val="20"/>
-              </w:rPr>
-              <w:t>.</w:t>
-            </w:r>
-          </w:p>
-        </w:tc>
-        <w:tc>
-          <w:tcPr>
-            <w:tcW w:w="1634" w:type="dxa"/>
-            <w:shd w:val="clear" w:color="auto" w:fill="C1F0C7" w:themeFill="accent3" w:themeFillTint="33"/>
-            <w:vAlign w:val="center"/>
-          </w:tcPr>
-          <w:p>
-            <w:pPr>
-              <w:pStyle w:val="Prrafodelista"/>
-              <w:ind w:left="0"/>
-              <w:jc w:val="center"/>
-              <w:rPr>
-                <w:rFonts w:ascii="Arial Nova Cond" w:hAnsi="Arial Nova Cond" w:cs="Times New Roman"/>
-                <w:b/>
-                <w:bCs/>
-                <w:color w:val="000000" w:themeColor="text1"/>
-                <w:sz w:val="20"/>
-                <w:szCs w:val="20"/>
-              </w:rPr>
-            </w:pPr>
-            <w:r>
-              <w:rPr>
-                <w:rFonts w:ascii="Arial Nova Cond" w:hAnsi="Arial Nova Cond" w:cs="Times New Roman"/>
-                <w:b/>
-                <w:bCs/>
-                <w:color w:val="000000" w:themeColor="text1"/>
-                <w:sz w:val="20"/>
-                <w:szCs w:val="20"/>
-              </w:rPr>
               <w:t>COMPETENCIAS</w:t>
             </w:r>
           </w:p>
         </w:tc>
         <w:tc>
           <w:tcPr>
-            <w:tcW w:w="1337" w:type="dxa"/>
+            <w:tcW w:w="1399" w:type="dxa"/>
             <w:shd w:val="clear" w:color="auto" w:fill="C1F0C7" w:themeFill="accent3" w:themeFillTint="33"/>
             <w:vAlign w:val="center"/>
           </w:tcPr>
@@ -12363,7 +12324,7 @@
         </w:trPr>
         <w:tc>
           <w:tcPr>
-            <w:tcW w:w="875" w:type="dxa"/>
+            <w:tcW w:w="818" w:type="dxa"/>
             <w:vMerge w:val="restart"/>
             <w:vAlign w:val="center"/>
           </w:tcPr>
@@ -12402,7 +12363,7 @@
         </w:tc>
         <w:tc>
           <w:tcPr>
-            <w:tcW w:w="1095" w:type="dxa"/>
+            <w:tcW w:w="1018" w:type="dxa"/>
             <w:vAlign w:val="center"/>
           </w:tcPr>
           <w:p>
@@ -12440,7 +12401,7 @@
         </w:tc>
         <w:tc>
           <w:tcPr>
-            <w:tcW w:w="1726" w:type="dxa"/>
+            <w:tcW w:w="5379" w:type="dxa"/>
             <w:vAlign w:val="center"/>
           </w:tcPr>
           <w:p>
@@ -12468,47 +12429,13 @@
                 <w:szCs w:val="20"/>
                 <w:lang w:val="es-ES_tradnl"/>
               </w:rPr>
-              <w:t>{{problemapotencialidad0}}</w:t>
-            </w:r>
-          </w:p>
-        </w:tc>
-        <w:tc>
-          <w:tcPr>
-            <w:tcW w:w="6169" w:type="dxa"/>
-            <w:vAlign w:val="center"/>
-          </w:tcPr>
-          <w:p>
-            <w:pPr>
-              <w:pStyle w:val="Prrafodelista"/>
-              <w:tabs>
-                <w:tab w:val="left" w:pos="0"/>
-                <w:tab w:val="left" w:pos="142"/>
-                <w:tab w:val="left" w:pos="284"/>
-              </w:tabs>
-              <w:spacing w:line="276" w:lineRule="auto"/>
-              <w:ind w:left="0"/>
-              <w:jc w:val="both"/>
-              <w:rPr>
-                <w:rFonts w:ascii="Arial Nova Cond" w:eastAsia="Calibri" w:hAnsi="Arial Nova Cond" w:cs="Times New Roman"/>
-                <w:sz w:val="20"/>
-                <w:szCs w:val="20"/>
-                <w:lang w:val="es-ES_tradnl"/>
-              </w:rPr>
-            </w:pPr>
-            <w:r>
-              <w:rPr>
-                <w:rFonts w:ascii="Arial Nova Cond" w:eastAsia="Calibri" w:hAnsi="Arial Nova Cond" w:cs="Times New Roman"/>
-                <w:sz w:val="20"/>
-                <w:szCs w:val="20"/>
-                <w:lang w:val="es-ES_tradnl"/>
-              </w:rPr>
               <w:t>{{situacionsignificativa0}}</w:t>
             </w:r>
           </w:p>
         </w:tc>
         <w:tc>
           <w:tcPr>
-            <w:tcW w:w="2015" w:type="dxa"/>
+            <w:tcW w:w="1984" w:type="dxa"/>
             <w:vAlign w:val="center"/>
           </w:tcPr>
           <w:p>
@@ -12539,7 +12466,7 @@
         </w:tc>
         <w:tc>
           <w:tcPr>
-            <w:tcW w:w="1634" w:type="dxa"/>
+            <w:tcW w:w="2693" w:type="dxa"/>
             <w:vAlign w:val="center"/>
           </w:tcPr>
           <w:p>
@@ -12564,13 +12491,13 @@
                 <w:sz w:val="20"/>
                 <w:szCs w:val="20"/>
               </w:rPr>
-              <w:t>{{competencias0}}</w:t>
-            </w:r>
-          </w:p>
-        </w:tc>
-        <w:tc>
-          <w:tcPr>
-            <w:tcW w:w="1337" w:type="dxa"/>
+              <w:t>{{campotematico0}}</w:t>
+            </w:r>
+          </w:p>
+        </w:tc>
+        <w:tc>
+          <w:tcPr>
+            <w:tcW w:w="1560" w:type="dxa"/>
             <w:vAlign w:val="center"/>
           </w:tcPr>
           <w:p>
@@ -12578,7 +12505,38 @@
               <w:autoSpaceDE w:val="0"/>
               <w:autoSpaceDN w:val="0"/>
               <w:adjustRightInd w:val="0"/>
-              <w:jc w:val="center"/>
+              <w:jc w:val="both"/>
+              <w:rPr>
+                <w:rFonts w:ascii="Arial Nova Cond" w:hAnsi="Arial Nova Cond" w:cs="Arial"/>
+                <w:color w:val="000000"/>
+                <w:kern w:val="0"/>
+                <w:sz w:val="20"/>
+                <w:szCs w:val="20"/>
+              </w:rPr>
+            </w:pPr>
+            <w:r>
+              <w:rPr>
+                <w:rFonts w:ascii="Arial Nova Cond" w:hAnsi="Arial Nova Cond" w:cs="Arial"/>
+                <w:color w:val="000000"/>
+                <w:kern w:val="0"/>
+                <w:sz w:val="20"/>
+                <w:szCs w:val="20"/>
+              </w:rPr>
+              <w:t>{{competencias0}}</w:t>
+            </w:r>
+          </w:p>
+        </w:tc>
+        <w:tc>
+          <w:tcPr>
+            <w:tcW w:w="1399" w:type="dxa"/>
+            <w:vAlign w:val="center"/>
+          </w:tcPr>
+          <w:p>
+            <w:pPr>
+              <w:autoSpaceDE w:val="0"/>
+              <w:autoSpaceDN w:val="0"/>
+              <w:adjustRightInd w:val="0"/>
+              <w:jc w:val="both"/>
               <w:rPr>
                 <w:rFonts w:ascii="Arial Nova Cond" w:hAnsi="Arial Nova Cond" w:cs="Arial"/>
                 <w:color w:val="000000"/>
@@ -12607,7 +12565,7 @@
         </w:trPr>
         <w:tc>
           <w:tcPr>
-            <w:tcW w:w="875" w:type="dxa"/>
+            <w:tcW w:w="818" w:type="dxa"/>
             <w:vMerge/>
             <w:vAlign w:val="center"/>
           </w:tcPr>
@@ -12635,7 +12593,7 @@
         </w:tc>
         <w:tc>
           <w:tcPr>
-            <w:tcW w:w="1095" w:type="dxa"/>
+            <w:tcW w:w="1018" w:type="dxa"/>
             <w:vAlign w:val="center"/>
           </w:tcPr>
           <w:p>
@@ -12673,33 +12631,7 @@
         </w:tc>
         <w:tc>
           <w:tcPr>
-            <w:tcW w:w="1726" w:type="dxa"/>
-            <w:vAlign w:val="center"/>
-          </w:tcPr>
-          <w:p>
-            <w:pPr>
-              <w:pStyle w:val="NormalWeb"/>
-              <w:jc w:val="both"/>
-              <w:rPr>
-                <w:rFonts w:ascii="Arial Nova Cond" w:hAnsi="Arial Nova Cond"/>
-                <w:sz w:val="20"/>
-                <w:szCs w:val="20"/>
-              </w:rPr>
-            </w:pPr>
-            <w:r>
-              <w:rPr>
-                <w:rFonts w:ascii="Arial Nova Cond" w:eastAsia="Calibri" w:hAnsi="Arial Nova Cond"/>
-                <w:sz w:val="20"/>
-                <w:szCs w:val="20"/>
-                <w:lang w:val="es-ES_tradnl"/>
-              </w:rPr>
-              <w:t>{{problemapotencialidad1}}</w:t>
-            </w:r>
-          </w:p>
-        </w:tc>
-        <w:tc>
-          <w:tcPr>
-            <w:tcW w:w="6169" w:type="dxa"/>
+            <w:tcW w:w="5379" w:type="dxa"/>
             <w:vAlign w:val="center"/>
           </w:tcPr>
           <w:p>
@@ -12733,7 +12665,7 @@
         </w:tc>
         <w:tc>
           <w:tcPr>
-            <w:tcW w:w="2015" w:type="dxa"/>
+            <w:tcW w:w="1984" w:type="dxa"/>
             <w:vAlign w:val="center"/>
           </w:tcPr>
           <w:p>
@@ -12764,7 +12696,7 @@
         </w:tc>
         <w:tc>
           <w:tcPr>
-            <w:tcW w:w="1634" w:type="dxa"/>
+            <w:tcW w:w="2693" w:type="dxa"/>
             <w:vAlign w:val="center"/>
           </w:tcPr>
           <w:p>
@@ -12789,13 +12721,13 @@
                 <w:sz w:val="20"/>
                 <w:szCs w:val="20"/>
               </w:rPr>
-              <w:t>{{competencias1}}</w:t>
-            </w:r>
-          </w:p>
-        </w:tc>
-        <w:tc>
-          <w:tcPr>
-            <w:tcW w:w="1337" w:type="dxa"/>
+              <w:t>{{campotematico1}}</w:t>
+            </w:r>
+          </w:p>
+        </w:tc>
+        <w:tc>
+          <w:tcPr>
+            <w:tcW w:w="1560" w:type="dxa"/>
             <w:vAlign w:val="center"/>
           </w:tcPr>
           <w:p>
@@ -12803,7 +12735,38 @@
               <w:autoSpaceDE w:val="0"/>
               <w:autoSpaceDN w:val="0"/>
               <w:adjustRightInd w:val="0"/>
-              <w:jc w:val="center"/>
+              <w:jc w:val="both"/>
+              <w:rPr>
+                <w:rFonts w:ascii="Arial Nova Cond" w:hAnsi="Arial Nova Cond" w:cs="Arial"/>
+                <w:color w:val="000000"/>
+                <w:kern w:val="0"/>
+                <w:sz w:val="20"/>
+                <w:szCs w:val="20"/>
+              </w:rPr>
+            </w:pPr>
+            <w:r>
+              <w:rPr>
+                <w:rFonts w:ascii="Arial Nova Cond" w:hAnsi="Arial Nova Cond" w:cs="Arial"/>
+                <w:color w:val="000000"/>
+                <w:kern w:val="0"/>
+                <w:sz w:val="20"/>
+                <w:szCs w:val="20"/>
+              </w:rPr>
+              <w:t>{{competencias1}}</w:t>
+            </w:r>
+          </w:p>
+        </w:tc>
+        <w:tc>
+          <w:tcPr>
+            <w:tcW w:w="1399" w:type="dxa"/>
+            <w:vAlign w:val="center"/>
+          </w:tcPr>
+          <w:p>
+            <w:pPr>
+              <w:autoSpaceDE w:val="0"/>
+              <w:autoSpaceDN w:val="0"/>
+              <w:adjustRightInd w:val="0"/>
+              <w:jc w:val="both"/>
               <w:rPr>
                 <w:rFonts w:ascii="Arial Nova Cond" w:hAnsi="Arial Nova Cond" w:cs="Arial"/>
                 <w:color w:val="000000"/>
@@ -12832,7 +12795,7 @@
         </w:trPr>
         <w:tc>
           <w:tcPr>
-            <w:tcW w:w="875" w:type="dxa"/>
+            <w:tcW w:w="818" w:type="dxa"/>
             <w:vMerge/>
             <w:vAlign w:val="center"/>
           </w:tcPr>
@@ -12860,7 +12823,7 @@
         </w:tc>
         <w:tc>
           <w:tcPr>
-            <w:tcW w:w="1095" w:type="dxa"/>
+            <w:tcW w:w="1018" w:type="dxa"/>
             <w:vAlign w:val="center"/>
           </w:tcPr>
           <w:p>
@@ -12898,33 +12861,7 @@
         </w:tc>
         <w:tc>
           <w:tcPr>
-            <w:tcW w:w="1726" w:type="dxa"/>
-            <w:vAlign w:val="center"/>
-          </w:tcPr>
-          <w:p>
-            <w:pPr>
-              <w:pStyle w:val="NormalWeb"/>
-              <w:jc w:val="both"/>
-              <w:rPr>
-                <w:rFonts w:ascii="Arial Nova Cond" w:eastAsia="Calibri" w:hAnsi="Arial Nova Cond"/>
-                <w:sz w:val="20"/>
-                <w:szCs w:val="20"/>
-              </w:rPr>
-            </w:pPr>
-            <w:r>
-              <w:rPr>
-                <w:rFonts w:ascii="Arial Nova Cond" w:eastAsia="Calibri" w:hAnsi="Arial Nova Cond"/>
-                <w:sz w:val="20"/>
-                <w:szCs w:val="20"/>
-                <w:lang w:val="es-ES_tradnl"/>
-              </w:rPr>
-              <w:t>{{problemapotencialidad2}}</w:t>
-            </w:r>
-          </w:p>
-        </w:tc>
-        <w:tc>
-          <w:tcPr>
-            <w:tcW w:w="6169" w:type="dxa"/>
+            <w:tcW w:w="5379" w:type="dxa"/>
             <w:vAlign w:val="center"/>
           </w:tcPr>
           <w:p>
@@ -12958,7 +12895,7 @@
         </w:tc>
         <w:tc>
           <w:tcPr>
-            <w:tcW w:w="2015" w:type="dxa"/>
+            <w:tcW w:w="1984" w:type="dxa"/>
             <w:vAlign w:val="center"/>
           </w:tcPr>
           <w:p>
@@ -12989,7 +12926,7 @@
         </w:tc>
         <w:tc>
           <w:tcPr>
-            <w:tcW w:w="1634" w:type="dxa"/>
+            <w:tcW w:w="2693" w:type="dxa"/>
             <w:vAlign w:val="center"/>
           </w:tcPr>
           <w:p>
@@ -13014,13 +12951,13 @@
                 <w:sz w:val="20"/>
                 <w:szCs w:val="20"/>
               </w:rPr>
-              <w:t>{{competencias2}}</w:t>
-            </w:r>
-          </w:p>
-        </w:tc>
-        <w:tc>
-          <w:tcPr>
-            <w:tcW w:w="1337" w:type="dxa"/>
+              <w:t>{{campotematico2}}</w:t>
+            </w:r>
+          </w:p>
+        </w:tc>
+        <w:tc>
+          <w:tcPr>
+            <w:tcW w:w="1560" w:type="dxa"/>
             <w:vAlign w:val="center"/>
           </w:tcPr>
           <w:p>
@@ -13028,7 +12965,38 @@
               <w:autoSpaceDE w:val="0"/>
               <w:autoSpaceDN w:val="0"/>
               <w:adjustRightInd w:val="0"/>
-              <w:jc w:val="center"/>
+              <w:jc w:val="both"/>
+              <w:rPr>
+                <w:rFonts w:ascii="Arial Nova Cond" w:hAnsi="Arial Nova Cond" w:cs="Arial"/>
+                <w:color w:val="000000"/>
+                <w:kern w:val="0"/>
+                <w:sz w:val="20"/>
+                <w:szCs w:val="20"/>
+              </w:rPr>
+            </w:pPr>
+            <w:r>
+              <w:rPr>
+                <w:rFonts w:ascii="Arial Nova Cond" w:hAnsi="Arial Nova Cond" w:cs="Arial"/>
+                <w:color w:val="000000"/>
+                <w:kern w:val="0"/>
+                <w:sz w:val="20"/>
+                <w:szCs w:val="20"/>
+              </w:rPr>
+              <w:t>{{competencias2}}</w:t>
+            </w:r>
+          </w:p>
+        </w:tc>
+        <w:tc>
+          <w:tcPr>
+            <w:tcW w:w="1399" w:type="dxa"/>
+            <w:vAlign w:val="center"/>
+          </w:tcPr>
+          <w:p>
+            <w:pPr>
+              <w:autoSpaceDE w:val="0"/>
+              <w:autoSpaceDN w:val="0"/>
+              <w:adjustRightInd w:val="0"/>
+              <w:jc w:val="both"/>
               <w:rPr>
                 <w:rFonts w:ascii="Arial Nova Cond" w:hAnsi="Arial Nova Cond" w:cs="Arial"/>
                 <w:color w:val="000000"/>
@@ -13057,7 +13025,7 @@
         </w:trPr>
         <w:tc>
           <w:tcPr>
-            <w:tcW w:w="875" w:type="dxa"/>
+            <w:tcW w:w="818" w:type="dxa"/>
             <w:vMerge w:val="restart"/>
             <w:vAlign w:val="center"/>
           </w:tcPr>
@@ -13096,7 +13064,7 @@
         </w:tc>
         <w:tc>
           <w:tcPr>
-            <w:tcW w:w="1095" w:type="dxa"/>
+            <w:tcW w:w="1018" w:type="dxa"/>
             <w:vAlign w:val="center"/>
           </w:tcPr>
           <w:p>
@@ -13134,33 +13102,7 @@
         </w:tc>
         <w:tc>
           <w:tcPr>
-            <w:tcW w:w="1726" w:type="dxa"/>
-            <w:vAlign w:val="center"/>
-          </w:tcPr>
-          <w:p>
-            <w:pPr>
-              <w:pStyle w:val="Sinespaciado"/>
-              <w:jc w:val="both"/>
-              <w:rPr>
-                <w:rFonts w:ascii="Arial Nova Cond" w:eastAsia="Times New Roman" w:hAnsi="Arial Nova Cond" w:cs="Times New Roman"/>
-                <w:sz w:val="20"/>
-                <w:szCs w:val="20"/>
-              </w:rPr>
-            </w:pPr>
-            <w:r>
-              <w:rPr>
-                <w:rFonts w:ascii="Arial Nova Cond" w:eastAsia="Calibri" w:hAnsi="Arial Nova Cond" w:cs="Times New Roman"/>
-                <w:sz w:val="20"/>
-                <w:szCs w:val="20"/>
-                <w:lang w:val="es-ES_tradnl"/>
-              </w:rPr>
-              <w:t>{{problemapotencialidad3}}</w:t>
-            </w:r>
-          </w:p>
-        </w:tc>
-        <w:tc>
-          <w:tcPr>
-            <w:tcW w:w="6169" w:type="dxa"/>
+            <w:tcW w:w="5379" w:type="dxa"/>
             <w:vAlign w:val="center"/>
           </w:tcPr>
           <w:p>
@@ -13195,7 +13137,7 @@
         </w:tc>
         <w:tc>
           <w:tcPr>
-            <w:tcW w:w="2015" w:type="dxa"/>
+            <w:tcW w:w="1984" w:type="dxa"/>
             <w:vAlign w:val="center"/>
           </w:tcPr>
           <w:p>
@@ -13226,7 +13168,7 @@
         </w:tc>
         <w:tc>
           <w:tcPr>
-            <w:tcW w:w="1634" w:type="dxa"/>
+            <w:tcW w:w="2693" w:type="dxa"/>
             <w:vAlign w:val="center"/>
           </w:tcPr>
           <w:p>
@@ -13251,13 +13193,13 @@
                 <w:sz w:val="20"/>
                 <w:szCs w:val="20"/>
               </w:rPr>
-              <w:t>{{competencias3}}</w:t>
-            </w:r>
-          </w:p>
-        </w:tc>
-        <w:tc>
-          <w:tcPr>
-            <w:tcW w:w="1337" w:type="dxa"/>
+              <w:t>{{campotematico3}}</w:t>
+            </w:r>
+          </w:p>
+        </w:tc>
+        <w:tc>
+          <w:tcPr>
+            <w:tcW w:w="1560" w:type="dxa"/>
             <w:vAlign w:val="center"/>
           </w:tcPr>
           <w:p>
@@ -13265,7 +13207,38 @@
               <w:autoSpaceDE w:val="0"/>
               <w:autoSpaceDN w:val="0"/>
               <w:adjustRightInd w:val="0"/>
-              <w:jc w:val="center"/>
+              <w:jc w:val="both"/>
+              <w:rPr>
+                <w:rFonts w:ascii="Arial Nova Cond" w:hAnsi="Arial Nova Cond" w:cs="Arial"/>
+                <w:color w:val="000000"/>
+                <w:kern w:val="0"/>
+                <w:sz w:val="20"/>
+                <w:szCs w:val="20"/>
+              </w:rPr>
+            </w:pPr>
+            <w:r>
+              <w:rPr>
+                <w:rFonts w:ascii="Arial Nova Cond" w:hAnsi="Arial Nova Cond" w:cs="Arial"/>
+                <w:color w:val="000000"/>
+                <w:kern w:val="0"/>
+                <w:sz w:val="20"/>
+                <w:szCs w:val="20"/>
+              </w:rPr>
+              <w:t>{{competencias3}}</w:t>
+            </w:r>
+          </w:p>
+        </w:tc>
+        <w:tc>
+          <w:tcPr>
+            <w:tcW w:w="1399" w:type="dxa"/>
+            <w:vAlign w:val="center"/>
+          </w:tcPr>
+          <w:p>
+            <w:pPr>
+              <w:autoSpaceDE w:val="0"/>
+              <w:autoSpaceDN w:val="0"/>
+              <w:adjustRightInd w:val="0"/>
+              <w:jc w:val="both"/>
               <w:rPr>
                 <w:rFonts w:ascii="Arial Nova Cond" w:hAnsi="Arial Nova Cond" w:cs="Arial"/>
                 <w:color w:val="000000"/>
@@ -13294,7 +13267,7 @@
         </w:trPr>
         <w:tc>
           <w:tcPr>
-            <w:tcW w:w="875" w:type="dxa"/>
+            <w:tcW w:w="818" w:type="dxa"/>
             <w:vMerge/>
             <w:vAlign w:val="center"/>
           </w:tcPr>
@@ -13322,7 +13295,7 @@
         </w:tc>
         <w:tc>
           <w:tcPr>
-            <w:tcW w:w="1095" w:type="dxa"/>
+            <w:tcW w:w="1018" w:type="dxa"/>
             <w:vAlign w:val="center"/>
           </w:tcPr>
           <w:p>
@@ -13360,33 +13333,7 @@
         </w:tc>
         <w:tc>
           <w:tcPr>
-            <w:tcW w:w="1726" w:type="dxa"/>
-            <w:vAlign w:val="center"/>
-          </w:tcPr>
-          <w:p>
-            <w:pPr>
-              <w:pStyle w:val="Sinespaciado"/>
-              <w:jc w:val="both"/>
-              <w:rPr>
-                <w:rFonts w:ascii="Arial Nova Cond" w:hAnsi="Arial Nova Cond"/>
-                <w:sz w:val="20"/>
-                <w:szCs w:val="20"/>
-              </w:rPr>
-            </w:pPr>
-            <w:r>
-              <w:rPr>
-                <w:rFonts w:ascii="Arial Nova Cond" w:eastAsia="Calibri" w:hAnsi="Arial Nova Cond" w:cs="Times New Roman"/>
-                <w:sz w:val="20"/>
-                <w:szCs w:val="20"/>
-                <w:lang w:val="es-ES_tradnl"/>
-              </w:rPr>
-              <w:t>{{problemapotencialidad4}}</w:t>
-            </w:r>
-          </w:p>
-        </w:tc>
-        <w:tc>
-          <w:tcPr>
-            <w:tcW w:w="6169" w:type="dxa"/>
+            <w:tcW w:w="5379" w:type="dxa"/>
             <w:vAlign w:val="center"/>
           </w:tcPr>
           <w:p>
@@ -13421,7 +13368,7 @@
         </w:tc>
         <w:tc>
           <w:tcPr>
-            <w:tcW w:w="2015" w:type="dxa"/>
+            <w:tcW w:w="1984" w:type="dxa"/>
             <w:vAlign w:val="center"/>
           </w:tcPr>
           <w:p>
@@ -13452,7 +13399,7 @@
         </w:tc>
         <w:tc>
           <w:tcPr>
-            <w:tcW w:w="1634" w:type="dxa"/>
+            <w:tcW w:w="2693" w:type="dxa"/>
             <w:vAlign w:val="center"/>
           </w:tcPr>
           <w:p>
@@ -13477,13 +13424,13 @@
                 <w:sz w:val="20"/>
                 <w:szCs w:val="20"/>
               </w:rPr>
-              <w:t>{{competencias4}}</w:t>
-            </w:r>
-          </w:p>
-        </w:tc>
-        <w:tc>
-          <w:tcPr>
-            <w:tcW w:w="1337" w:type="dxa"/>
+              <w:t>{{campotematico4}}</w:t>
+            </w:r>
+          </w:p>
+        </w:tc>
+        <w:tc>
+          <w:tcPr>
+            <w:tcW w:w="1560" w:type="dxa"/>
             <w:vAlign w:val="center"/>
           </w:tcPr>
           <w:p>
@@ -13491,7 +13438,38 @@
               <w:autoSpaceDE w:val="0"/>
               <w:autoSpaceDN w:val="0"/>
               <w:adjustRightInd w:val="0"/>
-              <w:jc w:val="center"/>
+              <w:jc w:val="both"/>
+              <w:rPr>
+                <w:rFonts w:ascii="Arial Nova Cond" w:hAnsi="Arial Nova Cond" w:cs="Arial"/>
+                <w:color w:val="000000"/>
+                <w:kern w:val="0"/>
+                <w:sz w:val="20"/>
+                <w:szCs w:val="20"/>
+              </w:rPr>
+            </w:pPr>
+            <w:r>
+              <w:rPr>
+                <w:rFonts w:ascii="Arial Nova Cond" w:hAnsi="Arial Nova Cond" w:cs="Arial"/>
+                <w:color w:val="000000"/>
+                <w:kern w:val="0"/>
+                <w:sz w:val="20"/>
+                <w:szCs w:val="20"/>
+              </w:rPr>
+              <w:t>{{competencias4}}</w:t>
+            </w:r>
+          </w:p>
+        </w:tc>
+        <w:tc>
+          <w:tcPr>
+            <w:tcW w:w="1399" w:type="dxa"/>
+            <w:vAlign w:val="center"/>
+          </w:tcPr>
+          <w:p>
+            <w:pPr>
+              <w:autoSpaceDE w:val="0"/>
+              <w:autoSpaceDN w:val="0"/>
+              <w:adjustRightInd w:val="0"/>
+              <w:jc w:val="both"/>
               <w:rPr>
                 <w:rFonts w:ascii="Arial Nova Cond" w:hAnsi="Arial Nova Cond" w:cs="Arial"/>
                 <w:color w:val="000000"/>
@@ -13520,7 +13498,7 @@
         </w:trPr>
         <w:tc>
           <w:tcPr>
-            <w:tcW w:w="875" w:type="dxa"/>
+            <w:tcW w:w="818" w:type="dxa"/>
             <w:vMerge w:val="restart"/>
             <w:vAlign w:val="center"/>
           </w:tcPr>
@@ -13559,7 +13537,7 @@
         </w:tc>
         <w:tc>
           <w:tcPr>
-            <w:tcW w:w="1095" w:type="dxa"/>
+            <w:tcW w:w="1018" w:type="dxa"/>
             <w:vAlign w:val="center"/>
           </w:tcPr>
           <w:p>
@@ -13597,34 +13575,7 @@
         </w:tc>
         <w:tc>
           <w:tcPr>
-            <w:tcW w:w="1726" w:type="dxa"/>
-            <w:vAlign w:val="center"/>
-          </w:tcPr>
-          <w:p>
-            <w:pPr>
-              <w:pStyle w:val="Sinespaciado"/>
-              <w:jc w:val="both"/>
-              <w:rPr>
-                <w:rFonts w:ascii="Arial Nova Cond" w:hAnsi="Arial Nova Cond"/>
-                <w:color w:val="000000" w:themeColor="text1"/>
-                <w:sz w:val="20"/>
-                <w:szCs w:val="20"/>
-              </w:rPr>
-            </w:pPr>
-            <w:r>
-              <w:rPr>
-                <w:rFonts w:ascii="Arial Nova Cond" w:eastAsia="Calibri" w:hAnsi="Arial Nova Cond" w:cs="Times New Roman"/>
-                <w:sz w:val="20"/>
-                <w:szCs w:val="20"/>
-                <w:lang w:val="es-ES_tradnl"/>
-              </w:rPr>
-              <w:t>{{problemapotencialidad5}}</w:t>
-            </w:r>
-          </w:p>
-        </w:tc>
-        <w:tc>
-          <w:tcPr>
-            <w:tcW w:w="6169" w:type="dxa"/>
+            <w:tcW w:w="5379" w:type="dxa"/>
             <w:vAlign w:val="center"/>
           </w:tcPr>
           <w:p>
@@ -13653,13 +13604,13 @@
                 <w:szCs w:val="20"/>
                 <w:lang w:val="es-ES_tradnl"/>
               </w:rPr>
-              <w:t>{{situacionsignificativa5}}</w:t>
-            </w:r>
-          </w:p>
-        </w:tc>
-        <w:tc>
-          <w:tcPr>
-            <w:tcW w:w="2015" w:type="dxa"/>
+              <w:t xml:space="preserve">{{situacionsignificativa5}} </w:t>
+            </w:r>
+          </w:p>
+        </w:tc>
+        <w:tc>
+          <w:tcPr>
+            <w:tcW w:w="1984" w:type="dxa"/>
             <w:vAlign w:val="center"/>
           </w:tcPr>
           <w:p>
@@ -13690,7 +13641,7 @@
         </w:tc>
         <w:tc>
           <w:tcPr>
-            <w:tcW w:w="1634" w:type="dxa"/>
+            <w:tcW w:w="2693" w:type="dxa"/>
             <w:vAlign w:val="center"/>
           </w:tcPr>
           <w:p>
@@ -13715,13 +13666,13 @@
                 <w:sz w:val="20"/>
                 <w:szCs w:val="20"/>
               </w:rPr>
-              <w:t>{{competencias5}}</w:t>
-            </w:r>
-          </w:p>
-        </w:tc>
-        <w:tc>
-          <w:tcPr>
-            <w:tcW w:w="1337" w:type="dxa"/>
+              <w:t>{{campotematico5}}</w:t>
+            </w:r>
+          </w:p>
+        </w:tc>
+        <w:tc>
+          <w:tcPr>
+            <w:tcW w:w="1560" w:type="dxa"/>
             <w:vAlign w:val="center"/>
           </w:tcPr>
           <w:p>
@@ -13729,7 +13680,38 @@
               <w:autoSpaceDE w:val="0"/>
               <w:autoSpaceDN w:val="0"/>
               <w:adjustRightInd w:val="0"/>
-              <w:jc w:val="center"/>
+              <w:jc w:val="both"/>
+              <w:rPr>
+                <w:rFonts w:ascii="Arial Nova Cond" w:hAnsi="Arial Nova Cond" w:cs="Arial"/>
+                <w:color w:val="000000"/>
+                <w:kern w:val="0"/>
+                <w:sz w:val="20"/>
+                <w:szCs w:val="20"/>
+              </w:rPr>
+            </w:pPr>
+            <w:r>
+              <w:rPr>
+                <w:rFonts w:ascii="Arial Nova Cond" w:hAnsi="Arial Nova Cond" w:cs="Arial"/>
+                <w:color w:val="000000"/>
+                <w:kern w:val="0"/>
+                <w:sz w:val="20"/>
+                <w:szCs w:val="20"/>
+              </w:rPr>
+              <w:t>{{competencias5}}</w:t>
+            </w:r>
+          </w:p>
+        </w:tc>
+        <w:tc>
+          <w:tcPr>
+            <w:tcW w:w="1399" w:type="dxa"/>
+            <w:vAlign w:val="center"/>
+          </w:tcPr>
+          <w:p>
+            <w:pPr>
+              <w:autoSpaceDE w:val="0"/>
+              <w:autoSpaceDN w:val="0"/>
+              <w:adjustRightInd w:val="0"/>
+              <w:jc w:val="both"/>
               <w:rPr>
                 <w:rFonts w:ascii="Arial Nova Cond" w:hAnsi="Arial Nova Cond" w:cs="Arial"/>
                 <w:color w:val="000000"/>
@@ -13758,7 +13740,7 @@
         </w:trPr>
         <w:tc>
           <w:tcPr>
-            <w:tcW w:w="875" w:type="dxa"/>
+            <w:tcW w:w="818" w:type="dxa"/>
             <w:vMerge/>
             <w:vAlign w:val="center"/>
           </w:tcPr>
@@ -13786,7 +13768,7 @@
         </w:tc>
         <w:tc>
           <w:tcPr>
-            <w:tcW w:w="1095" w:type="dxa"/>
+            <w:tcW w:w="1018" w:type="dxa"/>
             <w:vAlign w:val="center"/>
           </w:tcPr>
           <w:p>
@@ -13824,33 +13806,7 @@
         </w:tc>
         <w:tc>
           <w:tcPr>
-            <w:tcW w:w="1726" w:type="dxa"/>
-            <w:vAlign w:val="center"/>
-          </w:tcPr>
-          <w:p>
-            <w:pPr>
-              <w:pStyle w:val="Sinespaciado"/>
-              <w:jc w:val="both"/>
-              <w:rPr>
-                <w:rFonts w:ascii="Arial Nova Cond" w:hAnsi="Arial Nova Cond"/>
-                <w:sz w:val="20"/>
-                <w:szCs w:val="20"/>
-              </w:rPr>
-            </w:pPr>
-            <w:r>
-              <w:rPr>
-                <w:rFonts w:ascii="Arial Nova Cond" w:eastAsia="Calibri" w:hAnsi="Arial Nova Cond" w:cs="Times New Roman"/>
-                <w:sz w:val="20"/>
-                <w:szCs w:val="20"/>
-                <w:lang w:val="es-ES_tradnl"/>
-              </w:rPr>
-              <w:t>{{problemapotencialidad6}}</w:t>
-            </w:r>
-          </w:p>
-        </w:tc>
-        <w:tc>
-          <w:tcPr>
-            <w:tcW w:w="6169" w:type="dxa"/>
+            <w:tcW w:w="5379" w:type="dxa"/>
             <w:vAlign w:val="center"/>
           </w:tcPr>
           <w:p>
@@ -13884,7 +13840,7 @@
         </w:tc>
         <w:tc>
           <w:tcPr>
-            <w:tcW w:w="2015" w:type="dxa"/>
+            <w:tcW w:w="1984" w:type="dxa"/>
             <w:vAlign w:val="center"/>
           </w:tcPr>
           <w:p>
@@ -13915,7 +13871,7 @@
         </w:tc>
         <w:tc>
           <w:tcPr>
-            <w:tcW w:w="1634" w:type="dxa"/>
+            <w:tcW w:w="2693" w:type="dxa"/>
             <w:vAlign w:val="center"/>
           </w:tcPr>
           <w:p>
@@ -13940,13 +13896,13 @@
                 <w:sz w:val="20"/>
                 <w:szCs w:val="20"/>
               </w:rPr>
-              <w:t>{{competencias6}}</w:t>
-            </w:r>
-          </w:p>
-        </w:tc>
-        <w:tc>
-          <w:tcPr>
-            <w:tcW w:w="1337" w:type="dxa"/>
+              <w:t>{{campotematico6}}</w:t>
+            </w:r>
+          </w:p>
+        </w:tc>
+        <w:tc>
+          <w:tcPr>
+            <w:tcW w:w="1560" w:type="dxa"/>
             <w:vAlign w:val="center"/>
           </w:tcPr>
           <w:p>
@@ -13954,7 +13910,38 @@
               <w:autoSpaceDE w:val="0"/>
               <w:autoSpaceDN w:val="0"/>
               <w:adjustRightInd w:val="0"/>
-              <w:jc w:val="center"/>
+              <w:jc w:val="both"/>
+              <w:rPr>
+                <w:rFonts w:ascii="Arial Nova Cond" w:hAnsi="Arial Nova Cond" w:cs="Arial"/>
+                <w:color w:val="000000"/>
+                <w:kern w:val="0"/>
+                <w:sz w:val="20"/>
+                <w:szCs w:val="20"/>
+              </w:rPr>
+            </w:pPr>
+            <w:r>
+              <w:rPr>
+                <w:rFonts w:ascii="Arial Nova Cond" w:hAnsi="Arial Nova Cond" w:cs="Arial"/>
+                <w:color w:val="000000"/>
+                <w:kern w:val="0"/>
+                <w:sz w:val="20"/>
+                <w:szCs w:val="20"/>
+              </w:rPr>
+              <w:t>{{competencias6}}</w:t>
+            </w:r>
+          </w:p>
+        </w:tc>
+        <w:tc>
+          <w:tcPr>
+            <w:tcW w:w="1399" w:type="dxa"/>
+            <w:vAlign w:val="center"/>
+          </w:tcPr>
+          <w:p>
+            <w:pPr>
+              <w:autoSpaceDE w:val="0"/>
+              <w:autoSpaceDN w:val="0"/>
+              <w:adjustRightInd w:val="0"/>
+              <w:jc w:val="both"/>
               <w:rPr>
                 <w:rFonts w:ascii="Arial Nova Cond" w:hAnsi="Arial Nova Cond" w:cs="Arial"/>
                 <w:color w:val="000000"/>
@@ -13983,7 +13970,7 @@
         </w:trPr>
         <w:tc>
           <w:tcPr>
-            <w:tcW w:w="875" w:type="dxa"/>
+            <w:tcW w:w="818" w:type="dxa"/>
             <w:vMerge w:val="restart"/>
             <w:vAlign w:val="center"/>
           </w:tcPr>
@@ -14022,7 +14009,7 @@
         </w:tc>
         <w:tc>
           <w:tcPr>
-            <w:tcW w:w="1095" w:type="dxa"/>
+            <w:tcW w:w="1018" w:type="dxa"/>
             <w:vAlign w:val="center"/>
           </w:tcPr>
           <w:p>
@@ -14060,7 +14047,7 @@
         </w:tc>
         <w:tc>
           <w:tcPr>
-            <w:tcW w:w="1726" w:type="dxa"/>
+            <w:tcW w:w="5379" w:type="dxa"/>
             <w:vAlign w:val="center"/>
           </w:tcPr>
           <w:p>
@@ -14073,62 +14060,28 @@
               </w:tabs>
               <w:spacing w:line="276" w:lineRule="auto"/>
               <w:ind w:left="0"/>
+              <w:jc w:val="both"/>
+              <w:rPr>
+                <w:rFonts w:ascii="Arial Nova Cond" w:hAnsi="Arial Nova Cond"/>
+                <w:color w:val="000000" w:themeColor="text1"/>
+                <w:sz w:val="20"/>
+                <w:szCs w:val="20"/>
+              </w:rPr>
+            </w:pPr>
+            <w:r>
               <w:rPr>
                 <w:rFonts w:ascii="Arial Nova Cond" w:eastAsia="Calibri" w:hAnsi="Arial Nova Cond" w:cs="Times New Roman"/>
-                <w:color w:val="000000" w:themeColor="text1"/>
                 <w:sz w:val="20"/>
                 <w:szCs w:val="20"/>
                 <w:lang w:val="es-ES_tradnl"/>
               </w:rPr>
-            </w:pPr>
-            <w:r>
-              <w:rPr>
-                <w:rFonts w:ascii="Arial Nova Cond" w:eastAsia="Calibri" w:hAnsi="Arial Nova Cond" w:cs="Times New Roman"/>
-                <w:sz w:val="20"/>
-                <w:szCs w:val="20"/>
-                <w:lang w:val="es-ES_tradnl"/>
-              </w:rPr>
-              <w:t>{{problemapotencialidad7}}</w:t>
-            </w:r>
-          </w:p>
-        </w:tc>
-        <w:tc>
-          <w:tcPr>
-            <w:tcW w:w="6169" w:type="dxa"/>
-            <w:vAlign w:val="center"/>
-          </w:tcPr>
-          <w:p>
-            <w:pPr>
-              <w:pStyle w:val="Prrafodelista"/>
-              <w:tabs>
-                <w:tab w:val="left" w:pos="0"/>
-                <w:tab w:val="left" w:pos="142"/>
-                <w:tab w:val="left" w:pos="284"/>
-              </w:tabs>
-              <w:spacing w:line="276" w:lineRule="auto"/>
-              <w:ind w:left="0"/>
-              <w:jc w:val="both"/>
-              <w:rPr>
-                <w:rFonts w:ascii="Arial Nova Cond" w:hAnsi="Arial Nova Cond"/>
-                <w:color w:val="000000" w:themeColor="text1"/>
-                <w:sz w:val="20"/>
-                <w:szCs w:val="20"/>
-              </w:rPr>
-            </w:pPr>
-            <w:r>
-              <w:rPr>
-                <w:rFonts w:ascii="Arial Nova Cond" w:eastAsia="Calibri" w:hAnsi="Arial Nova Cond" w:cs="Times New Roman"/>
-                <w:sz w:val="20"/>
-                <w:szCs w:val="20"/>
-                <w:lang w:val="es-ES_tradnl"/>
-              </w:rPr>
               <w:t>{{situacionsignificativa7}}</w:t>
             </w:r>
           </w:p>
         </w:tc>
         <w:tc>
           <w:tcPr>
-            <w:tcW w:w="2015" w:type="dxa"/>
+            <w:tcW w:w="1984" w:type="dxa"/>
             <w:vAlign w:val="center"/>
           </w:tcPr>
           <w:p>
@@ -14159,7 +14112,7 @@
         </w:tc>
         <w:tc>
           <w:tcPr>
-            <w:tcW w:w="1634" w:type="dxa"/>
+            <w:tcW w:w="2693" w:type="dxa"/>
             <w:vAlign w:val="center"/>
           </w:tcPr>
           <w:p>
@@ -14184,13 +14137,13 @@
                 <w:sz w:val="20"/>
                 <w:szCs w:val="20"/>
               </w:rPr>
-              <w:t>{{competencias7}}</w:t>
-            </w:r>
-          </w:p>
-        </w:tc>
-        <w:tc>
-          <w:tcPr>
-            <w:tcW w:w="1337" w:type="dxa"/>
+              <w:t>{{campotematico7}}</w:t>
+            </w:r>
+          </w:p>
+        </w:tc>
+        <w:tc>
+          <w:tcPr>
+            <w:tcW w:w="1560" w:type="dxa"/>
             <w:vAlign w:val="center"/>
           </w:tcPr>
           <w:p>
@@ -14198,7 +14151,38 @@
               <w:autoSpaceDE w:val="0"/>
               <w:autoSpaceDN w:val="0"/>
               <w:adjustRightInd w:val="0"/>
-              <w:jc w:val="center"/>
+              <w:jc w:val="both"/>
+              <w:rPr>
+                <w:rFonts w:ascii="Arial Nova Cond" w:hAnsi="Arial Nova Cond" w:cs="Arial"/>
+                <w:color w:val="000000"/>
+                <w:kern w:val="0"/>
+                <w:sz w:val="20"/>
+                <w:szCs w:val="20"/>
+              </w:rPr>
+            </w:pPr>
+            <w:r>
+              <w:rPr>
+                <w:rFonts w:ascii="Arial Nova Cond" w:hAnsi="Arial Nova Cond" w:cs="Arial"/>
+                <w:color w:val="000000"/>
+                <w:kern w:val="0"/>
+                <w:sz w:val="20"/>
+                <w:szCs w:val="20"/>
+              </w:rPr>
+              <w:t>{{competencias7}}</w:t>
+            </w:r>
+          </w:p>
+        </w:tc>
+        <w:tc>
+          <w:tcPr>
+            <w:tcW w:w="1399" w:type="dxa"/>
+            <w:vAlign w:val="center"/>
+          </w:tcPr>
+          <w:p>
+            <w:pPr>
+              <w:autoSpaceDE w:val="0"/>
+              <w:autoSpaceDN w:val="0"/>
+              <w:adjustRightInd w:val="0"/>
+              <w:jc w:val="both"/>
               <w:rPr>
                 <w:rFonts w:ascii="Arial Nova Cond" w:hAnsi="Arial Nova Cond" w:cs="Arial"/>
                 <w:color w:val="000000"/>
@@ -14227,7 +14211,7 @@
         </w:trPr>
         <w:tc>
           <w:tcPr>
-            <w:tcW w:w="875" w:type="dxa"/>
+            <w:tcW w:w="818" w:type="dxa"/>
             <w:vMerge/>
             <w:vAlign w:val="center"/>
           </w:tcPr>
@@ -14255,7 +14239,7 @@
         </w:tc>
         <w:tc>
           <w:tcPr>
-            <w:tcW w:w="1095" w:type="dxa"/>
+            <w:tcW w:w="1018" w:type="dxa"/>
             <w:vAlign w:val="center"/>
           </w:tcPr>
           <w:p>
@@ -14293,7 +14277,7 @@
         </w:tc>
         <w:tc>
           <w:tcPr>
-            <w:tcW w:w="1726" w:type="dxa"/>
+            <w:tcW w:w="5379" w:type="dxa"/>
             <w:vAlign w:val="center"/>
           </w:tcPr>
           <w:p>
@@ -14306,6 +14290,7 @@
               </w:tabs>
               <w:spacing w:line="276" w:lineRule="auto"/>
               <w:ind w:left="0"/>
+              <w:jc w:val="both"/>
               <w:rPr>
                 <w:rFonts w:ascii="Arial Nova Cond" w:eastAsia="Calibri" w:hAnsi="Arial Nova Cond" w:cs="Times New Roman"/>
                 <w:color w:val="000000" w:themeColor="text1"/>
@@ -14321,48 +14306,13 @@
                 <w:szCs w:val="20"/>
                 <w:lang w:val="es-ES_tradnl"/>
               </w:rPr>
-              <w:t>{{problemapotencialidad8}}</w:t>
-            </w:r>
-          </w:p>
-        </w:tc>
-        <w:tc>
-          <w:tcPr>
-            <w:tcW w:w="6169" w:type="dxa"/>
-            <w:vAlign w:val="center"/>
-          </w:tcPr>
-          <w:p>
-            <w:pPr>
-              <w:pStyle w:val="Prrafodelista"/>
-              <w:tabs>
-                <w:tab w:val="left" w:pos="0"/>
-                <w:tab w:val="left" w:pos="142"/>
-                <w:tab w:val="left" w:pos="284"/>
-              </w:tabs>
-              <w:spacing w:line="276" w:lineRule="auto"/>
-              <w:ind w:left="0"/>
-              <w:jc w:val="both"/>
-              <w:rPr>
-                <w:rFonts w:ascii="Arial Nova Cond" w:eastAsia="Calibri" w:hAnsi="Arial Nova Cond" w:cs="Times New Roman"/>
-                <w:color w:val="000000" w:themeColor="text1"/>
-                <w:sz w:val="20"/>
-                <w:szCs w:val="20"/>
-                <w:lang w:val="es-ES_tradnl"/>
-              </w:rPr>
-            </w:pPr>
-            <w:r>
-              <w:rPr>
-                <w:rFonts w:ascii="Arial Nova Cond" w:eastAsia="Calibri" w:hAnsi="Arial Nova Cond" w:cs="Times New Roman"/>
-                <w:sz w:val="20"/>
-                <w:szCs w:val="20"/>
-                <w:lang w:val="es-ES_tradnl"/>
-              </w:rPr>
               <w:t>{{situacionsignificativa8}}</w:t>
             </w:r>
           </w:p>
         </w:tc>
         <w:tc>
           <w:tcPr>
-            <w:tcW w:w="2015" w:type="dxa"/>
+            <w:tcW w:w="1984" w:type="dxa"/>
             <w:vAlign w:val="center"/>
           </w:tcPr>
           <w:p>
@@ -14392,7 +14342,7 @@
         </w:tc>
         <w:tc>
           <w:tcPr>
-            <w:tcW w:w="1634" w:type="dxa"/>
+            <w:tcW w:w="2693" w:type="dxa"/>
             <w:vAlign w:val="center"/>
           </w:tcPr>
           <w:p>
@@ -14417,13 +14367,13 @@
                 <w:sz w:val="20"/>
                 <w:szCs w:val="20"/>
               </w:rPr>
-              <w:t>{{competencias8}}</w:t>
-            </w:r>
-          </w:p>
-        </w:tc>
-        <w:tc>
-          <w:tcPr>
-            <w:tcW w:w="1337" w:type="dxa"/>
+              <w:t>{{campotematico8}}</w:t>
+            </w:r>
+          </w:p>
+        </w:tc>
+        <w:tc>
+          <w:tcPr>
+            <w:tcW w:w="1560" w:type="dxa"/>
             <w:vAlign w:val="center"/>
           </w:tcPr>
           <w:p>
@@ -14431,7 +14381,7 @@
               <w:autoSpaceDE w:val="0"/>
               <w:autoSpaceDN w:val="0"/>
               <w:adjustRightInd w:val="0"/>
-              <w:jc w:val="center"/>
+              <w:jc w:val="both"/>
               <w:rPr>
                 <w:rFonts w:ascii="Arial Nova Cond" w:hAnsi="Arial Nova Cond" w:cs="Arial"/>
                 <w:color w:val="000000"/>
@@ -14448,6 +14398,37 @@
                 <w:sz w:val="20"/>
                 <w:szCs w:val="20"/>
               </w:rPr>
+              <w:t>{{competencias8}}</w:t>
+            </w:r>
+          </w:p>
+        </w:tc>
+        <w:tc>
+          <w:tcPr>
+            <w:tcW w:w="1399" w:type="dxa"/>
+            <w:vAlign w:val="center"/>
+          </w:tcPr>
+          <w:p>
+            <w:pPr>
+              <w:autoSpaceDE w:val="0"/>
+              <w:autoSpaceDN w:val="0"/>
+              <w:adjustRightInd w:val="0"/>
+              <w:jc w:val="both"/>
+              <w:rPr>
+                <w:rFonts w:ascii="Arial Nova Cond" w:hAnsi="Arial Nova Cond" w:cs="Arial"/>
+                <w:color w:val="000000"/>
+                <w:kern w:val="0"/>
+                <w:sz w:val="20"/>
+                <w:szCs w:val="20"/>
+              </w:rPr>
+            </w:pPr>
+            <w:r>
+              <w:rPr>
+                <w:rFonts w:ascii="Arial Nova Cond" w:hAnsi="Arial Nova Cond" w:cs="Arial"/>
+                <w:color w:val="000000"/>
+                <w:kern w:val="0"/>
+                <w:sz w:val="20"/>
+                <w:szCs w:val="20"/>
+              </w:rPr>
               <w:t>{{producto8}}</w:t>
             </w:r>
           </w:p>
@@ -14455,17 +14436,6 @@
       </w:tr>
       <w:bookmarkEnd w:id="1"/>
     </w:tbl>
-    <w:p>
-      <w:pPr>
-        <w:ind w:right="-455"/>
-        <w:rPr>
-          <w:rFonts w:ascii="Arial Nova Cond" w:hAnsi="Arial Nova Cond" w:cs="Times New Roman"/>
-          <w:b/>
-          <w:bCs/>
-          <w:color w:val="000000" w:themeColor="text1"/>
-        </w:rPr>
-      </w:pPr>
-    </w:p>
     <w:p>
       <w:pPr>
         <w:ind w:right="-455"/>
@@ -14501,6 +14471,7 @@
           <w:bCs/>
           <w:color w:val="000000" w:themeColor="text1"/>
         </w:rPr>
+        <w:lastRenderedPageBreak/>
         <w:t xml:space="preserve">ORGANIZACIÓN DE LOS PROPÓSITOS DE APRENDIZAJE: </w:t>
       </w:r>
     </w:p>
@@ -26840,7 +26811,6 @@
               </w:rPr>
               <w:t xml:space="preserve">Minedu (2016). Programa curricular de educación secundaria. Resolución Ministerial </w:t>
             </w:r>
-            <w:proofErr w:type="spellStart"/>
             <w:r>
               <w:rPr>
                 <w:rFonts w:ascii="Arial Nova Cond Light" w:eastAsia="Calibri" w:hAnsi="Arial Nova Cond Light" w:cs="Calibri Light"/>
@@ -26849,7 +26819,6 @@
               </w:rPr>
               <w:t>N°</w:t>
             </w:r>
-            <w:proofErr w:type="spellEnd"/>
             <w:r>
               <w:rPr>
                 <w:rFonts w:ascii="Arial Nova Cond Light" w:eastAsia="Calibri" w:hAnsi="Arial Nova Cond Light" w:cs="Calibri Light"/>
@@ -26882,7 +26851,6 @@
               </w:rPr>
               <w:t xml:space="preserve">Minedu (2016). Currículo Nacional de la educación básica. Resolución Ministerial </w:t>
             </w:r>
-            <w:proofErr w:type="spellStart"/>
             <w:r>
               <w:rPr>
                 <w:rFonts w:ascii="Arial Nova Cond Light" w:eastAsia="Calibri" w:hAnsi="Arial Nova Cond Light" w:cs="Calibri Light"/>
@@ -26891,7 +26859,6 @@
               </w:rPr>
               <w:t>N°</w:t>
             </w:r>
-            <w:proofErr w:type="spellEnd"/>
             <w:r>
               <w:rPr>
                 <w:rFonts w:ascii="Arial Nova Cond Light" w:eastAsia="Calibri" w:hAnsi="Arial Nova Cond Light" w:cs="Calibri Light"/>
@@ -27720,7 +27687,7 @@
 </file>
 
 <file path=word/endnotes.xml><?xml version="1.0" encoding="utf-8"?>
-<w:endnotes xmlns:wpc="http://schemas.microsoft.com/office/word/2010/wordprocessingCanvas" xmlns:cx="http://schemas.microsoft.com/office/drawing/2014/chartex" xmlns:cx1="http://schemas.microsoft.com/office/drawing/2015/9/8/chartex" xmlns:cx2="http://schemas.microsoft.com/office/drawing/2015/10/21/chartex" xmlns:cx3="http://schemas.microsoft.com/office/drawing/2016/5/9/chartex" xmlns:cx4="http://schemas.microsoft.com/office/drawing/2016/5/10/chartex" xmlns:cx5="http://schemas.microsoft.com/office/drawing/2016/5/11/chartex" xmlns:cx6="http://schemas.microsoft.com/office/drawing/2016/5/12/chartex" xmlns:cx7="http://schemas.microsoft.com/office/drawing/2016/5/13/chartex" xmlns:cx8="http://schemas.microsoft.com/office/drawing/2016/5/14/chartex" xmlns:mc="http://schemas.openxmlformats.org/markup-compatibility/2006" xmlns:aink="http://schemas.microsoft.com/office/drawing/2016/ink" xmlns:am3d="http://schemas.microsoft.com/office/drawing/2017/model3d" xmlns:o="urn:schemas-microsoft-com:office:office" xmlns:oel="http://schemas.microsoft.com/office/2019/extlst" xmlns:r="http://schemas.openxmlformats.org/officeDocument/2006/relationships" xmlns:m="http://schemas.openxmlformats.org/officeDocument/2006/math" xmlns:v="urn:schemas-microsoft-com:vml" xmlns:wp14="http://schemas.microsoft.com/office/word/2010/wordprocessingDrawing" xmlns:wp="http://schemas.openxmlformats.org/drawingml/2006/wordprocessingDrawing" xmlns:w10="urn:schemas-microsoft-com:office:word" xmlns:w="http://schemas.openxmlformats.org/wordprocessingml/2006/main" xmlns:w14="http://schemas.microsoft.com/office/word/2010/wordml" xmlns:w15="http://schemas.microsoft.com/office/word/2012/wordml" xmlns:w16cex="http://schemas.microsoft.com/office/word/2018/wordml/cex" xmlns:w16cid="http://schemas.microsoft.com/office/word/2016/wordml/cid" xmlns:w16="http://schemas.microsoft.com/office/word/2018/wordml" xmlns:w16du="http://schemas.microsoft.com/office/word/2023/wordml/word16du" xmlns:w16sdtdh="http://schemas.microsoft.com/office/word/2020/wordml/sdtdatahash" xmlns:w16se="http://schemas.microsoft.com/office/word/2015/wordml/symex" xmlns:wpg="http://schemas.microsoft.com/office/word/2010/wordprocessingGroup" xmlns:wpi="http://schemas.microsoft.com/office/word/2010/wordprocessingInk" xmlns:wne="http://schemas.microsoft.com/office/word/2006/wordml" xmlns:wps="http://schemas.microsoft.com/office/word/2010/wordprocessingShape" mc:Ignorable="w14 w15 w16se w16cid w16 w16cex w16sdtdh w16du wp14">
+<w:endnotes xmlns:wpc="http://schemas.microsoft.com/office/word/2010/wordprocessingCanvas" xmlns:cx="http://schemas.microsoft.com/office/drawing/2014/chartex" xmlns:cx1="http://schemas.microsoft.com/office/drawing/2015/9/8/chartex" xmlns:cx2="http://schemas.microsoft.com/office/drawing/2015/10/21/chartex" xmlns:cx3="http://schemas.microsoft.com/office/drawing/2016/5/9/chartex" xmlns:cx4="http://schemas.microsoft.com/office/drawing/2016/5/10/chartex" xmlns:cx5="http://schemas.microsoft.com/office/drawing/2016/5/11/chartex" xmlns:cx6="http://schemas.microsoft.com/office/drawing/2016/5/12/chartex" xmlns:cx7="http://schemas.microsoft.com/office/drawing/2016/5/13/chartex" xmlns:cx8="http://schemas.microsoft.com/office/drawing/2016/5/14/chartex" xmlns:mc="http://schemas.openxmlformats.org/markup-compatibility/2006" xmlns:aink="http://schemas.microsoft.com/office/drawing/2016/ink" xmlns:am3d="http://schemas.microsoft.com/office/drawing/2017/model3d" xmlns:o="urn:schemas-microsoft-com:office:office" xmlns:oel="http://schemas.microsoft.com/office/2019/extlst" xmlns:r="http://schemas.openxmlformats.org/officeDocument/2006/relationships" xmlns:m="http://schemas.openxmlformats.org/officeDocument/2006/math" xmlns:v="urn:schemas-microsoft-com:vml" xmlns:wp14="http://schemas.microsoft.com/office/word/2010/wordprocessingDrawing" xmlns:wp="http://schemas.openxmlformats.org/drawingml/2006/wordprocessingDrawing" xmlns:w10="urn:schemas-microsoft-com:office:word" xmlns:w="http://schemas.openxmlformats.org/wordprocessingml/2006/main" xmlns:w14="http://schemas.microsoft.com/office/word/2010/wordml" xmlns:w15="http://schemas.microsoft.com/office/word/2012/wordml" xmlns:w16cex="http://schemas.microsoft.com/office/word/2018/wordml/cex" xmlns:w16cid="http://schemas.microsoft.com/office/word/2016/wordml/cid" xmlns:w16="http://schemas.microsoft.com/office/word/2018/wordml" xmlns:w16du="http://schemas.microsoft.com/office/word/2023/wordml/word16du" xmlns:w16sdtdh="http://schemas.microsoft.com/office/word/2020/wordml/sdtdatahash" xmlns:w16sdtfl="http://schemas.microsoft.com/office/word/2024/wordml/sdtformatlock" xmlns:w16se="http://schemas.microsoft.com/office/word/2015/wordml/symex" xmlns:wpg="http://schemas.microsoft.com/office/word/2010/wordprocessingGroup" xmlns:wpi="http://schemas.microsoft.com/office/word/2010/wordprocessingInk" xmlns:wne="http://schemas.microsoft.com/office/word/2006/wordml" xmlns:wps="http://schemas.microsoft.com/office/word/2010/wordprocessingShape" mc:Ignorable="w14 w15 w16se w16cid w16 w16cex w16sdtdh w16sdtfl w16du wp14">
   <w:endnote w:type="separator" w:id="-1">
     <w:p>
       <w:pPr>
@@ -27745,7 +27712,7 @@
 </file>
 
 <file path=word/footer1.xml><?xml version="1.0" encoding="utf-8"?>
-<w:ftr xmlns:wpc="http://schemas.microsoft.com/office/word/2010/wordprocessingCanvas" xmlns:cx="http://schemas.microsoft.com/office/drawing/2014/chartex" xmlns:cx1="http://schemas.microsoft.com/office/drawing/2015/9/8/chartex" xmlns:cx2="http://schemas.microsoft.com/office/drawing/2015/10/21/chartex" xmlns:cx3="http://schemas.microsoft.com/office/drawing/2016/5/9/chartex" xmlns:cx4="http://schemas.microsoft.com/office/drawing/2016/5/10/chartex" xmlns:cx5="http://schemas.microsoft.com/office/drawing/2016/5/11/chartex" xmlns:cx6="http://schemas.microsoft.com/office/drawing/2016/5/12/chartex" xmlns:cx7="http://schemas.microsoft.com/office/drawing/2016/5/13/chartex" xmlns:cx8="http://schemas.microsoft.com/office/drawing/2016/5/14/chartex" xmlns:mc="http://schemas.openxmlformats.org/markup-compatibility/2006" xmlns:aink="http://schemas.microsoft.com/office/drawing/2016/ink" xmlns:am3d="http://schemas.microsoft.com/office/drawing/2017/model3d" xmlns:o="urn:schemas-microsoft-com:office:office" xmlns:oel="http://schemas.microsoft.com/office/2019/extlst" xmlns:r="http://schemas.openxmlformats.org/officeDocument/2006/relationships" xmlns:m="http://schemas.openxmlformats.org/officeDocument/2006/math" xmlns:v="urn:schemas-microsoft-com:vml" xmlns:wp14="http://schemas.microsoft.com/office/word/2010/wordprocessingDrawing" xmlns:wp="http://schemas.openxmlformats.org/drawingml/2006/wordprocessingDrawing" xmlns:w10="urn:schemas-microsoft-com:office:word" xmlns:w="http://schemas.openxmlformats.org/wordprocessingml/2006/main" xmlns:w14="http://schemas.microsoft.com/office/word/2010/wordml" xmlns:w15="http://schemas.microsoft.com/office/word/2012/wordml" xmlns:w16cex="http://schemas.microsoft.com/office/word/2018/wordml/cex" xmlns:w16cid="http://schemas.microsoft.com/office/word/2016/wordml/cid" xmlns:w16="http://schemas.microsoft.com/office/word/2018/wordml" xmlns:w16du="http://schemas.microsoft.com/office/word/2023/wordml/word16du" xmlns:w16sdtdh="http://schemas.microsoft.com/office/word/2020/wordml/sdtdatahash" xmlns:w16se="http://schemas.microsoft.com/office/word/2015/wordml/symex" xmlns:wpg="http://schemas.microsoft.com/office/word/2010/wordprocessingGroup" xmlns:wpi="http://schemas.microsoft.com/office/word/2010/wordprocessingInk" xmlns:wne="http://schemas.microsoft.com/office/word/2006/wordml" xmlns:wps="http://schemas.microsoft.com/office/word/2010/wordprocessingShape" mc:Ignorable="w14 w15 w16se w16cid w16 w16cex w16sdtdh w16du wp14">
+<w:ftr xmlns:wpc="http://schemas.microsoft.com/office/word/2010/wordprocessingCanvas" xmlns:cx="http://schemas.microsoft.com/office/drawing/2014/chartex" xmlns:cx1="http://schemas.microsoft.com/office/drawing/2015/9/8/chartex" xmlns:cx2="http://schemas.microsoft.com/office/drawing/2015/10/21/chartex" xmlns:cx3="http://schemas.microsoft.com/office/drawing/2016/5/9/chartex" xmlns:cx4="http://schemas.microsoft.com/office/drawing/2016/5/10/chartex" xmlns:cx5="http://schemas.microsoft.com/office/drawing/2016/5/11/chartex" xmlns:cx6="http://schemas.microsoft.com/office/drawing/2016/5/12/chartex" xmlns:cx7="http://schemas.microsoft.com/office/drawing/2016/5/13/chartex" xmlns:cx8="http://schemas.microsoft.com/office/drawing/2016/5/14/chartex" xmlns:mc="http://schemas.openxmlformats.org/markup-compatibility/2006" xmlns:aink="http://schemas.microsoft.com/office/drawing/2016/ink" xmlns:am3d="http://schemas.microsoft.com/office/drawing/2017/model3d" xmlns:o="urn:schemas-microsoft-com:office:office" xmlns:oel="http://schemas.microsoft.com/office/2019/extlst" xmlns:r="http://schemas.openxmlformats.org/officeDocument/2006/relationships" xmlns:m="http://schemas.openxmlformats.org/officeDocument/2006/math" xmlns:v="urn:schemas-microsoft-com:vml" xmlns:wp14="http://schemas.microsoft.com/office/word/2010/wordprocessingDrawing" xmlns:wp="http://schemas.openxmlformats.org/drawingml/2006/wordprocessingDrawing" xmlns:w10="urn:schemas-microsoft-com:office:word" xmlns:w="http://schemas.openxmlformats.org/wordprocessingml/2006/main" xmlns:w14="http://schemas.microsoft.com/office/word/2010/wordml" xmlns:w15="http://schemas.microsoft.com/office/word/2012/wordml" xmlns:w16cex="http://schemas.microsoft.com/office/word/2018/wordml/cex" xmlns:w16cid="http://schemas.microsoft.com/office/word/2016/wordml/cid" xmlns:w16="http://schemas.microsoft.com/office/word/2018/wordml" xmlns:w16du="http://schemas.microsoft.com/office/word/2023/wordml/word16du" xmlns:w16sdtdh="http://schemas.microsoft.com/office/word/2020/wordml/sdtdatahash" xmlns:w16sdtfl="http://schemas.microsoft.com/office/word/2024/wordml/sdtformatlock" xmlns:w16se="http://schemas.microsoft.com/office/word/2015/wordml/symex" xmlns:wpg="http://schemas.microsoft.com/office/word/2010/wordprocessingGroup" xmlns:wpi="http://schemas.microsoft.com/office/word/2010/wordprocessingInk" xmlns:wne="http://schemas.microsoft.com/office/word/2006/wordml" xmlns:wps="http://schemas.microsoft.com/office/word/2010/wordprocessingShape" mc:Ignorable="w14 w15 w16se w16cid w16 w16cex w16sdtdh w16sdtfl w16du wp14">
   <w:p>
     <w:pPr>
       <w:pStyle w:val="Piedepgina"/>
@@ -28250,7 +28217,7 @@
 </file>
 
 <file path=word/footnotes.xml><?xml version="1.0" encoding="utf-8"?>
-<w:footnotes xmlns:wpc="http://schemas.microsoft.com/office/word/2010/wordprocessingCanvas" xmlns:cx="http://schemas.microsoft.com/office/drawing/2014/chartex" xmlns:cx1="http://schemas.microsoft.com/office/drawing/2015/9/8/chartex" xmlns:cx2="http://schemas.microsoft.com/office/drawing/2015/10/21/chartex" xmlns:cx3="http://schemas.microsoft.com/office/drawing/2016/5/9/chartex" xmlns:cx4="http://schemas.microsoft.com/office/drawing/2016/5/10/chartex" xmlns:cx5="http://schemas.microsoft.com/office/drawing/2016/5/11/chartex" xmlns:cx6="http://schemas.microsoft.com/office/drawing/2016/5/12/chartex" xmlns:cx7="http://schemas.microsoft.com/office/drawing/2016/5/13/chartex" xmlns:cx8="http://schemas.microsoft.com/office/drawing/2016/5/14/chartex" xmlns:mc="http://schemas.openxmlformats.org/markup-compatibility/2006" xmlns:aink="http://schemas.microsoft.com/office/drawing/2016/ink" xmlns:am3d="http://schemas.microsoft.com/office/drawing/2017/model3d" xmlns:o="urn:schemas-microsoft-com:office:office" xmlns:oel="http://schemas.microsoft.com/office/2019/extlst" xmlns:r="http://schemas.openxmlformats.org/officeDocument/2006/relationships" xmlns:m="http://schemas.openxmlformats.org/officeDocument/2006/math" xmlns:v="urn:schemas-microsoft-com:vml" xmlns:wp14="http://schemas.microsoft.com/office/word/2010/wordprocessingDrawing" xmlns:wp="http://schemas.openxmlformats.org/drawingml/2006/wordprocessingDrawing" xmlns:w10="urn:schemas-microsoft-com:office:word" xmlns:w="http://schemas.openxmlformats.org/wordprocessingml/2006/main" xmlns:w14="http://schemas.microsoft.com/office/word/2010/wordml" xmlns:w15="http://schemas.microsoft.com/office/word/2012/wordml" xmlns:w16cex="http://schemas.microsoft.com/office/word/2018/wordml/cex" xmlns:w16cid="http://schemas.microsoft.com/office/word/2016/wordml/cid" xmlns:w16="http://schemas.microsoft.com/office/word/2018/wordml" xmlns:w16du="http://schemas.microsoft.com/office/word/2023/wordml/word16du" xmlns:w16sdtdh="http://schemas.microsoft.com/office/word/2020/wordml/sdtdatahash" xmlns:w16se="http://schemas.microsoft.com/office/word/2015/wordml/symex" xmlns:wpg="http://schemas.microsoft.com/office/word/2010/wordprocessingGroup" xmlns:wpi="http://schemas.microsoft.com/office/word/2010/wordprocessingInk" xmlns:wne="http://schemas.microsoft.com/office/word/2006/wordml" xmlns:wps="http://schemas.microsoft.com/office/word/2010/wordprocessingShape" mc:Ignorable="w14 w15 w16se w16cid w16 w16cex w16sdtdh w16du wp14">
+<w:footnotes xmlns:wpc="http://schemas.microsoft.com/office/word/2010/wordprocessingCanvas" xmlns:cx="http://schemas.microsoft.com/office/drawing/2014/chartex" xmlns:cx1="http://schemas.microsoft.com/office/drawing/2015/9/8/chartex" xmlns:cx2="http://schemas.microsoft.com/office/drawing/2015/10/21/chartex" xmlns:cx3="http://schemas.microsoft.com/office/drawing/2016/5/9/chartex" xmlns:cx4="http://schemas.microsoft.com/office/drawing/2016/5/10/chartex" xmlns:cx5="http://schemas.microsoft.com/office/drawing/2016/5/11/chartex" xmlns:cx6="http://schemas.microsoft.com/office/drawing/2016/5/12/chartex" xmlns:cx7="http://schemas.microsoft.com/office/drawing/2016/5/13/chartex" xmlns:cx8="http://schemas.microsoft.com/office/drawing/2016/5/14/chartex" xmlns:mc="http://schemas.openxmlformats.org/markup-compatibility/2006" xmlns:aink="http://schemas.microsoft.com/office/drawing/2016/ink" xmlns:am3d="http://schemas.microsoft.com/office/drawing/2017/model3d" xmlns:o="urn:schemas-microsoft-com:office:office" xmlns:oel="http://schemas.microsoft.com/office/2019/extlst" xmlns:r="http://schemas.openxmlformats.org/officeDocument/2006/relationships" xmlns:m="http://schemas.openxmlformats.org/officeDocument/2006/math" xmlns:v="urn:schemas-microsoft-com:vml" xmlns:wp14="http://schemas.microsoft.com/office/word/2010/wordprocessingDrawing" xmlns:wp="http://schemas.openxmlformats.org/drawingml/2006/wordprocessingDrawing" xmlns:w10="urn:schemas-microsoft-com:office:word" xmlns:w="http://schemas.openxmlformats.org/wordprocessingml/2006/main" xmlns:w14="http://schemas.microsoft.com/office/word/2010/wordml" xmlns:w15="http://schemas.microsoft.com/office/word/2012/wordml" xmlns:w16cex="http://schemas.microsoft.com/office/word/2018/wordml/cex" xmlns:w16cid="http://schemas.microsoft.com/office/word/2016/wordml/cid" xmlns:w16="http://schemas.microsoft.com/office/word/2018/wordml" xmlns:w16du="http://schemas.microsoft.com/office/word/2023/wordml/word16du" xmlns:w16sdtdh="http://schemas.microsoft.com/office/word/2020/wordml/sdtdatahash" xmlns:w16sdtfl="http://schemas.microsoft.com/office/word/2024/wordml/sdtformatlock" xmlns:w16se="http://schemas.microsoft.com/office/word/2015/wordml/symex" xmlns:wpg="http://schemas.microsoft.com/office/word/2010/wordprocessingGroup" xmlns:wpi="http://schemas.microsoft.com/office/word/2010/wordprocessingInk" xmlns:wne="http://schemas.microsoft.com/office/word/2006/wordml" xmlns:wps="http://schemas.microsoft.com/office/word/2010/wordprocessingShape" mc:Ignorable="w14 w15 w16se w16cid w16 w16cex w16sdtdh w16sdtfl w16du wp14">
   <w:footnote w:type="separator" w:id="-1">
     <w:p>
       <w:pPr>
@@ -28275,7 +28242,7 @@
 </file>
 
 <file path=word/header1.xml><?xml version="1.0" encoding="utf-8"?>
-<w:hdr xmlns:wpc="http://schemas.microsoft.com/office/word/2010/wordprocessingCanvas" xmlns:cx="http://schemas.microsoft.com/office/drawing/2014/chartex" xmlns:cx1="http://schemas.microsoft.com/office/drawing/2015/9/8/chartex" xmlns:cx2="http://schemas.microsoft.com/office/drawing/2015/10/21/chartex" xmlns:cx3="http://schemas.microsoft.com/office/drawing/2016/5/9/chartex" xmlns:cx4="http://schemas.microsoft.com/office/drawing/2016/5/10/chartex" xmlns:cx5="http://schemas.microsoft.com/office/drawing/2016/5/11/chartex" xmlns:cx6="http://schemas.microsoft.com/office/drawing/2016/5/12/chartex" xmlns:cx7="http://schemas.microsoft.com/office/drawing/2016/5/13/chartex" xmlns:cx8="http://schemas.microsoft.com/office/drawing/2016/5/14/chartex" xmlns:mc="http://schemas.openxmlformats.org/markup-compatibility/2006" xmlns:aink="http://schemas.microsoft.com/office/drawing/2016/ink" xmlns:am3d="http://schemas.microsoft.com/office/drawing/2017/model3d" xmlns:o="urn:schemas-microsoft-com:office:office" xmlns:oel="http://schemas.microsoft.com/office/2019/extlst" xmlns:r="http://schemas.openxmlformats.org/officeDocument/2006/relationships" xmlns:m="http://schemas.openxmlformats.org/officeDocument/2006/math" xmlns:v="urn:schemas-microsoft-com:vml" xmlns:wp14="http://schemas.microsoft.com/office/word/2010/wordprocessingDrawing" xmlns:wp="http://schemas.openxmlformats.org/drawingml/2006/wordprocessingDrawing" xmlns:w10="urn:schemas-microsoft-com:office:word" xmlns:w="http://schemas.openxmlformats.org/wordprocessingml/2006/main" xmlns:w14="http://schemas.microsoft.com/office/word/2010/wordml" xmlns:w15="http://schemas.microsoft.com/office/word/2012/wordml" xmlns:w16cex="http://schemas.microsoft.com/office/word/2018/wordml/cex" xmlns:w16cid="http://schemas.microsoft.com/office/word/2016/wordml/cid" xmlns:w16="http://schemas.microsoft.com/office/word/2018/wordml" xmlns:w16du="http://schemas.microsoft.com/office/word/2023/wordml/word16du" xmlns:w16sdtdh="http://schemas.microsoft.com/office/word/2020/wordml/sdtdatahash" xmlns:w16se="http://schemas.microsoft.com/office/word/2015/wordml/symex" xmlns:wpg="http://schemas.microsoft.com/office/word/2010/wordprocessingGroup" xmlns:wpi="http://schemas.microsoft.com/office/word/2010/wordprocessingInk" xmlns:wne="http://schemas.microsoft.com/office/word/2006/wordml" xmlns:wps="http://schemas.microsoft.com/office/word/2010/wordprocessingShape" mc:Ignorable="w14 w15 w16se w16cid w16 w16cex w16sdtdh w16du wp14">
+<w:hdr xmlns:wpc="http://schemas.microsoft.com/office/word/2010/wordprocessingCanvas" xmlns:cx="http://schemas.microsoft.com/office/drawing/2014/chartex" xmlns:cx1="http://schemas.microsoft.com/office/drawing/2015/9/8/chartex" xmlns:cx2="http://schemas.microsoft.com/office/drawing/2015/10/21/chartex" xmlns:cx3="http://schemas.microsoft.com/office/drawing/2016/5/9/chartex" xmlns:cx4="http://schemas.microsoft.com/office/drawing/2016/5/10/chartex" xmlns:cx5="http://schemas.microsoft.com/office/drawing/2016/5/11/chartex" xmlns:cx6="http://schemas.microsoft.com/office/drawing/2016/5/12/chartex" xmlns:cx7="http://schemas.microsoft.com/office/drawing/2016/5/13/chartex" xmlns:cx8="http://schemas.microsoft.com/office/drawing/2016/5/14/chartex" xmlns:mc="http://schemas.openxmlformats.org/markup-compatibility/2006" xmlns:aink="http://schemas.microsoft.com/office/drawing/2016/ink" xmlns:am3d="http://schemas.microsoft.com/office/drawing/2017/model3d" xmlns:o="urn:schemas-microsoft-com:office:office" xmlns:oel="http://schemas.microsoft.com/office/2019/extlst" xmlns:r="http://schemas.openxmlformats.org/officeDocument/2006/relationships" xmlns:m="http://schemas.openxmlformats.org/officeDocument/2006/math" xmlns:v="urn:schemas-microsoft-com:vml" xmlns:wp14="http://schemas.microsoft.com/office/word/2010/wordprocessingDrawing" xmlns:wp="http://schemas.openxmlformats.org/drawingml/2006/wordprocessingDrawing" xmlns:w10="urn:schemas-microsoft-com:office:word" xmlns:w="http://schemas.openxmlformats.org/wordprocessingml/2006/main" xmlns:w14="http://schemas.microsoft.com/office/word/2010/wordml" xmlns:w15="http://schemas.microsoft.com/office/word/2012/wordml" xmlns:w16cex="http://schemas.microsoft.com/office/word/2018/wordml/cex" xmlns:w16cid="http://schemas.microsoft.com/office/word/2016/wordml/cid" xmlns:w16="http://schemas.microsoft.com/office/word/2018/wordml" xmlns:w16du="http://schemas.microsoft.com/office/word/2023/wordml/word16du" xmlns:w16sdtdh="http://schemas.microsoft.com/office/word/2020/wordml/sdtdatahash" xmlns:w16sdtfl="http://schemas.microsoft.com/office/word/2024/wordml/sdtformatlock" xmlns:w16se="http://schemas.microsoft.com/office/word/2015/wordml/symex" xmlns:wpg="http://schemas.microsoft.com/office/word/2010/wordprocessingGroup" xmlns:wpi="http://schemas.microsoft.com/office/word/2010/wordprocessingInk" xmlns:wne="http://schemas.microsoft.com/office/word/2006/wordml" xmlns:wps="http://schemas.microsoft.com/office/word/2010/wordprocessingShape" mc:Ignorable="w14 w15 w16se w16cid w16 w16cex w16sdtdh w16sdtfl w16du wp14">
   <w:tbl>
     <w:tblPr>
       <w:tblStyle w:val="Tablaconcuadrcula"/>
@@ -28565,7 +28532,7 @@
 </file>
 
 <file path=word/numbering.xml><?xml version="1.0" encoding="utf-8"?>
-<w:numbering xmlns:wpc="http://schemas.microsoft.com/office/word/2010/wordprocessingCanvas" xmlns:cx="http://schemas.microsoft.com/office/drawing/2014/chartex" xmlns:cx1="http://schemas.microsoft.com/office/drawing/2015/9/8/chartex" xmlns:cx2="http://schemas.microsoft.com/office/drawing/2015/10/21/chartex" xmlns:cx3="http://schemas.microsoft.com/office/drawing/2016/5/9/chartex" xmlns:cx4="http://schemas.microsoft.com/office/drawing/2016/5/10/chartex" xmlns:cx5="http://schemas.microsoft.com/office/drawing/2016/5/11/chartex" xmlns:cx6="http://schemas.microsoft.com/office/drawing/2016/5/12/chartex" xmlns:cx7="http://schemas.microsoft.com/office/drawing/2016/5/13/chartex" xmlns:cx8="http://schemas.microsoft.com/office/drawing/2016/5/14/chartex" xmlns:mc="http://schemas.openxmlformats.org/markup-compatibility/2006" xmlns:aink="http://schemas.microsoft.com/office/drawing/2016/ink" xmlns:am3d="http://schemas.microsoft.com/office/drawing/2017/model3d" xmlns:o="urn:schemas-microsoft-com:office:office" xmlns:oel="http://schemas.microsoft.com/office/2019/extlst" xmlns:r="http://schemas.openxmlformats.org/officeDocument/2006/relationships" xmlns:m="http://schemas.openxmlformats.org/officeDocument/2006/math" xmlns:v="urn:schemas-microsoft-com:vml" xmlns:wp14="http://schemas.microsoft.com/office/word/2010/wordprocessingDrawing" xmlns:wp="http://schemas.openxmlformats.org/drawingml/2006/wordprocessingDrawing" xmlns:w10="urn:schemas-microsoft-com:office:word" xmlns:w="http://schemas.openxmlformats.org/wordprocessingml/2006/main" xmlns:w14="http://schemas.microsoft.com/office/word/2010/wordml" xmlns:w15="http://schemas.microsoft.com/office/word/2012/wordml" xmlns:w16cex="http://schemas.microsoft.com/office/word/2018/wordml/cex" xmlns:w16cid="http://schemas.microsoft.com/office/word/2016/wordml/cid" xmlns:w16="http://schemas.microsoft.com/office/word/2018/wordml" xmlns:w16du="http://schemas.microsoft.com/office/word/2023/wordml/word16du" xmlns:w16sdtdh="http://schemas.microsoft.com/office/word/2020/wordml/sdtdatahash" xmlns:w16se="http://schemas.microsoft.com/office/word/2015/wordml/symex" xmlns:wpg="http://schemas.microsoft.com/office/word/2010/wordprocessingGroup" xmlns:wpi="http://schemas.microsoft.com/office/word/2010/wordprocessingInk" xmlns:wne="http://schemas.microsoft.com/office/word/2006/wordml" xmlns:wps="http://schemas.microsoft.com/office/word/2010/wordprocessingShape" mc:Ignorable="w14 w15 w16se w16cid w16 w16cex w16sdtdh w16du wp14">
+<w:numbering xmlns:wpc="http://schemas.microsoft.com/office/word/2010/wordprocessingCanvas" xmlns:cx="http://schemas.microsoft.com/office/drawing/2014/chartex" xmlns:cx1="http://schemas.microsoft.com/office/drawing/2015/9/8/chartex" xmlns:cx2="http://schemas.microsoft.com/office/drawing/2015/10/21/chartex" xmlns:cx3="http://schemas.microsoft.com/office/drawing/2016/5/9/chartex" xmlns:cx4="http://schemas.microsoft.com/office/drawing/2016/5/10/chartex" xmlns:cx5="http://schemas.microsoft.com/office/drawing/2016/5/11/chartex" xmlns:cx6="http://schemas.microsoft.com/office/drawing/2016/5/12/chartex" xmlns:cx7="http://schemas.microsoft.com/office/drawing/2016/5/13/chartex" xmlns:cx8="http://schemas.microsoft.com/office/drawing/2016/5/14/chartex" xmlns:mc="http://schemas.openxmlformats.org/markup-compatibility/2006" xmlns:aink="http://schemas.microsoft.com/office/drawing/2016/ink" xmlns:am3d="http://schemas.microsoft.com/office/drawing/2017/model3d" xmlns:o="urn:schemas-microsoft-com:office:office" xmlns:oel="http://schemas.microsoft.com/office/2019/extlst" xmlns:r="http://schemas.openxmlformats.org/officeDocument/2006/relationships" xmlns:m="http://schemas.openxmlformats.org/officeDocument/2006/math" xmlns:v="urn:schemas-microsoft-com:vml" xmlns:wp14="http://schemas.microsoft.com/office/word/2010/wordprocessingDrawing" xmlns:wp="http://schemas.openxmlformats.org/drawingml/2006/wordprocessingDrawing" xmlns:w10="urn:schemas-microsoft-com:office:word" xmlns:w="http://schemas.openxmlformats.org/wordprocessingml/2006/main" xmlns:w14="http://schemas.microsoft.com/office/word/2010/wordml" xmlns:w15="http://schemas.microsoft.com/office/word/2012/wordml" xmlns:w16cex="http://schemas.microsoft.com/office/word/2018/wordml/cex" xmlns:w16cid="http://schemas.microsoft.com/office/word/2016/wordml/cid" xmlns:w16="http://schemas.microsoft.com/office/word/2018/wordml" xmlns:w16du="http://schemas.microsoft.com/office/word/2023/wordml/word16du" xmlns:w16sdtdh="http://schemas.microsoft.com/office/word/2020/wordml/sdtdatahash" xmlns:w16sdtfl="http://schemas.microsoft.com/office/word/2024/wordml/sdtformatlock" xmlns:w16se="http://schemas.microsoft.com/office/word/2015/wordml/symex" xmlns:wpg="http://schemas.microsoft.com/office/word/2010/wordprocessingGroup" xmlns:wpi="http://schemas.microsoft.com/office/word/2010/wordprocessingInk" xmlns:wne="http://schemas.microsoft.com/office/word/2006/wordml" xmlns:wps="http://schemas.microsoft.com/office/word/2010/wordprocessingShape" mc:Ignorable="w14 w15 w16se w16cid w16 w16cex w16sdtdh w16sdtfl w16du wp14">
   <w:abstractNum w:abstractNumId="0" w15:restartNumberingAfterBreak="0">
     <w:nsid w:val="05A65B82"/>
     <w:multiLevelType w:val="hybridMultilevel"/>
@@ -32621,7 +32588,7 @@
 </file>
 
 <file path=word/styles.xml><?xml version="1.0" encoding="utf-8"?>
-<w:styles xmlns:mc="http://schemas.openxmlformats.org/markup-compatibility/2006" xmlns:r="http://schemas.openxmlformats.org/officeDocument/2006/relationships" xmlns:w="http://schemas.openxmlformats.org/wordprocessingml/2006/main" xmlns:w14="http://schemas.microsoft.com/office/word/2010/wordml" xmlns:w15="http://schemas.microsoft.com/office/word/2012/wordml" xmlns:w16cex="http://schemas.microsoft.com/office/word/2018/wordml/cex" xmlns:w16cid="http://schemas.microsoft.com/office/word/2016/wordml/cid" xmlns:w16="http://schemas.microsoft.com/office/word/2018/wordml" xmlns:w16du="http://schemas.microsoft.com/office/word/2023/wordml/word16du" xmlns:w16sdtdh="http://schemas.microsoft.com/office/word/2020/wordml/sdtdatahash" xmlns:w16se="http://schemas.microsoft.com/office/word/2015/wordml/symex" mc:Ignorable="w14 w15 w16se w16cid w16 w16cex w16sdtdh w16du">
+<w:styles xmlns:mc="http://schemas.openxmlformats.org/markup-compatibility/2006" xmlns:r="http://schemas.openxmlformats.org/officeDocument/2006/relationships" xmlns:w="http://schemas.openxmlformats.org/wordprocessingml/2006/main" xmlns:w14="http://schemas.microsoft.com/office/word/2010/wordml" xmlns:w15="http://schemas.microsoft.com/office/word/2012/wordml" xmlns:w16cex="http://schemas.microsoft.com/office/word/2018/wordml/cex" xmlns:w16cid="http://schemas.microsoft.com/office/word/2016/wordml/cid" xmlns:w16="http://schemas.microsoft.com/office/word/2018/wordml" xmlns:w16du="http://schemas.microsoft.com/office/word/2023/wordml/word16du" xmlns:w16sdtdh="http://schemas.microsoft.com/office/word/2020/wordml/sdtdatahash" xmlns:w16sdtfl="http://schemas.microsoft.com/office/word/2024/wordml/sdtformatlock" xmlns:w16se="http://schemas.microsoft.com/office/word/2015/wordml/symex" mc:Ignorable="w14 w15 w16se w16cid w16 w16cex w16sdtdh w16sdtfl w16du">
   <w:docDefaults>
     <w:rPrDefault>
       <w:rPr>
@@ -33639,7 +33606,7 @@
       </w:tblBorders>
     </w:tblPr>
   </w:style>
-  <w:style w:type="character" w:styleId="Textoennegrita">
+  <w:style w:type="character" w:styleId="Fuerte">
     <w:name w:val="Strong"/>
     <w:basedOn w:val="Fuentedeprrafopredeter"/>
     <w:uiPriority w:val="22"/>
